--- a/Nivedhitha_Professional_Resume_Updated_v3.docx
+++ b/Nivedhitha_Professional_Resume_Updated_v3.docx
@@ -23,7 +23,6 @@
           <w:bCs/>
           <w:color w:val="0D9488"/>
           <w:sz w:val="24"/>
-          <w:lang w:val="en-IN"/>
         </w:rPr>
       </w:pPr>
       <w:r>
@@ -32,25 +31,8 @@
           <w:bCs/>
           <w:color w:val="0D9488"/>
           <w:sz w:val="24"/>
-          <w:lang w:val="en-IN"/>
         </w:rPr>
-        <w:t>Software Engineer</w:t>
-      </w:r>
-      <w:r>
-        <w:rPr>
-          <w:b/>
-          <w:bCs/>
-          <w:color w:val="0D9488"/>
-          <w:sz w:val="24"/>
-          <w:lang w:val="en-IN"/>
-        </w:rPr>
-      </w:r>
-      <w:r>
-        <w:rPr>
-          <w:b/>
-          <w:color w:val="0D9488"/>
-          <w:sz w:val="24"/>
-        </w:rPr>
+        <w:t>Senior Full Stack Developer &amp; Deployment Engineer</w:t>
       </w:r>
     </w:p>
     <w:p>
@@ -66,14 +48,30 @@
           <w:color w:val="475569"/>
           <w:sz w:val="19"/>
         </w:rPr>
-        <w:t xml:space="preserve">Chennai, Tamil Nadu  </w:t>
-      </w:r>
+        <w:t xml:space="preserve">Chennai, Tamil </w:t>
+      </w:r>
+      <w:proofErr w:type="gramStart"/>
       <w:r>
         <w:rPr>
           <w:color w:val="475569"/>
           <w:sz w:val="19"/>
         </w:rPr>
-        <w:t xml:space="preserve">· </w:t>
+        <w:t xml:space="preserve">Nadu  </w:t>
+      </w:r>
+      <w:r>
+        <w:rPr>
+          <w:color w:val="475569"/>
+          <w:sz w:val="19"/>
+        </w:rPr>
+        <w:t>·</w:t>
+      </w:r>
+      <w:proofErr w:type="gramEnd"/>
+      <w:r>
+        <w:rPr>
+          <w:color w:val="475569"/>
+          <w:sz w:val="19"/>
+        </w:rPr>
+        <w:t xml:space="preserve"> </w:t>
       </w:r>
       <w:r>
         <w:rPr>
@@ -188,7 +186,6 @@
       </w:r>
       <w:r>
         <w:rPr>
-          <w:b w:val="0"/>
           <w:bCs/>
         </w:rPr>
         <w:t>Application Deployment, Linux Server Administration, Production Support, Server Migration, Infrastructure Management, Domain &amp; DNS Management, SSL Certificate Installation, Reverse Proxy Configuration</w:t>
@@ -206,7 +203,6 @@
       </w:r>
       <w:r>
         <w:rPr>
-          <w:b w:val="0"/>
           <w:bCs/>
         </w:rPr>
         <w:t>AWS EC2, Amazon S3, Amazon CloudFront, Amazon Route 53, AWS Certificate Manager (ACM), Elastic Load Balancer (ELB), AWS WAF, Nginx, PM2, Ubuntu, cPanel, GoDaddy Hosting</w:t>
@@ -227,7 +223,6 @@
       </w:r>
       <w:r>
         <w:rPr>
-          <w:b w:val="0"/>
           <w:bCs/>
         </w:rPr>
         <w:t>React.js, Next.js, HTML5, CSS3, JavaScript (ES6+), Tailwind CSS, JSP, AJAX</w:t>
@@ -248,7 +243,6 @@
       </w:r>
       <w:r>
         <w:rPr>
-          <w:b w:val="0"/>
           <w:bCs/>
         </w:rPr>
         <w:t>Node.js, Java, Core Java, J2EE, Spring Boot, Hibernate, Struts, REST APIs, JSON, JDBC</w:t>
@@ -266,7 +260,6 @@
       </w:r>
       <w:r>
         <w:rPr>
-          <w:b w:val="0"/>
           <w:bCs/>
         </w:rPr>
         <w:t>MySQL, PostgreSQL, Oracle Database</w:t>
@@ -284,7 +277,6 @@
       </w:r>
       <w:r>
         <w:rPr>
-          <w:b w:val="0"/>
           <w:bCs/>
         </w:rPr>
         <w:t>Git, GitHub</w:t>
@@ -305,11 +297,74 @@
       </w:r>
       <w:r>
         <w:rPr>
-          <w:b w:val="0"/>
           <w:bCs/>
         </w:rPr>
-        <w:t>VS Code, Cursor, IntelliJ IDEA, Spring Tool Suite (STS), MyEclipse, Postman, DBeaver, Adminer, SonarQube, OpenProject, MobaXterm, Electerm</w:t>
-      </w:r>
+        <w:t xml:space="preserve">VS Code, Cursor, IntelliJ IDEA, Spring Tool Suite (STS), MyEclipse, Postman, </w:t>
+      </w:r>
+      <w:proofErr w:type="spellStart"/>
+      <w:r>
+        <w:rPr>
+          <w:bCs/>
+        </w:rPr>
+        <w:t>DBeaver</w:t>
+      </w:r>
+      <w:proofErr w:type="spellEnd"/>
+      <w:r>
+        <w:rPr>
+          <w:bCs/>
+        </w:rPr>
+        <w:t xml:space="preserve">, </w:t>
+      </w:r>
+      <w:proofErr w:type="spellStart"/>
+      <w:r>
+        <w:rPr>
+          <w:bCs/>
+        </w:rPr>
+        <w:t>Adminer</w:t>
+      </w:r>
+      <w:proofErr w:type="spellEnd"/>
+      <w:r>
+        <w:rPr>
+          <w:bCs/>
+        </w:rPr>
+        <w:t xml:space="preserve">, SonarQube, </w:t>
+      </w:r>
+      <w:proofErr w:type="spellStart"/>
+      <w:r>
+        <w:rPr>
+          <w:bCs/>
+        </w:rPr>
+        <w:t>OpenProject</w:t>
+      </w:r>
+      <w:proofErr w:type="spellEnd"/>
+      <w:r>
+        <w:rPr>
+          <w:bCs/>
+        </w:rPr>
+        <w:t xml:space="preserve">, </w:t>
+      </w:r>
+      <w:proofErr w:type="spellStart"/>
+      <w:r>
+        <w:rPr>
+          <w:bCs/>
+        </w:rPr>
+        <w:t>MobaXterm</w:t>
+      </w:r>
+      <w:proofErr w:type="spellEnd"/>
+      <w:r>
+        <w:rPr>
+          <w:bCs/>
+        </w:rPr>
+        <w:t xml:space="preserve">, </w:t>
+      </w:r>
+      <w:proofErr w:type="spellStart"/>
+      <w:r>
+        <w:rPr>
+          <w:bCs/>
+        </w:rPr>
+        <w:t>Electerm</w:t>
+      </w:r>
+      <w:proofErr w:type="spellEnd"/>
     </w:p>
     <w:p>
       <w:pPr>
@@ -326,51 +381,23 @@
       </w:r>
       <w:r>
         <w:rPr>
-          <w:b w:val="0"/>
           <w:bCs/>
         </w:rPr>
-        <w:t>Asana, Workforce, Workcloud, SOS</w:t>
-      </w:r>
-    </w:p>
-    <w:p>
-      <w:pPr>
-        <w:spacing w:after="40"/>
+        <w:t xml:space="preserve">Asana, Workforce, </w:t>
+      </w:r>
+      <w:proofErr w:type="spellStart"/>
+      <w:r>
         <w:rPr>
           <w:bCs/>
         </w:rPr>
-      </w:pPr>
-      <w:r>
-        <w:rPr>
-          <w:b/>
-        </w:rPr>
-        <w:t xml:space="preserve">Project Management &amp; Business Tools: </w:t>
-      </w:r>
-      <w:r>
-        <w:rPr>
-          <w:b w:val="0"/>
-          <w:bCs/>
-        </w:rPr>
-        <w:t>Asana, Workforce, Workcloud, SOS</w:t>
-      </w:r>
-    </w:p>
-    <w:p>
-      <w:pPr>
-        <w:spacing w:after="40"/>
+        <w:t>Workcloud</w:t>
+      </w:r>
+      <w:proofErr w:type="spellEnd"/>
+      <w:r>
         <w:rPr>
           <w:bCs/>
         </w:rPr>
-      </w:pPr>
-      <w:r>
-        <w:rPr>
-          <w:b/>
-        </w:rPr>
-        <w:t xml:space="preserve">Project Management &amp; Business Tools: </w:t>
-      </w:r>
-      <w:r>
-        <w:rPr>
-          <w:bCs/>
-        </w:rPr>
-        <w:t>Asana, Workforce, Workcloud, SOS</w:t>
+        <w:t>, SOS</w:t>
       </w:r>
     </w:p>
     <w:p>
@@ -390,12 +417,37 @@
       <w:pPr>
         <w:spacing w:before="160"/>
       </w:pPr>
+      <w:proofErr w:type="spellStart"/>
       <w:r>
         <w:rPr>
           <w:b/>
           <w:sz w:val="21"/>
         </w:rPr>
-        <w:t>Tuskmelon Business Solutions  |  Full Stack Developer + DevOps Engineer</w:t>
+        <w:t>Tuskmelon</w:t>
+      </w:r>
+      <w:proofErr w:type="spellEnd"/>
+      <w:r>
+        <w:rPr>
+          <w:b/>
+          <w:sz w:val="21"/>
+        </w:rPr>
+        <w:t xml:space="preserve"> Business </w:t>
+      </w:r>
+      <w:proofErr w:type="gramStart"/>
+      <w:r>
+        <w:rPr>
+          <w:b/>
+          <w:sz w:val="21"/>
+        </w:rPr>
+        <w:t>Solutions  |</w:t>
+      </w:r>
+      <w:proofErr w:type="gramEnd"/>
+      <w:r>
+        <w:rPr>
+          <w:b/>
+          <w:sz w:val="21"/>
+        </w:rPr>
+        <w:t xml:space="preserve">  Full Stack Developer + DevOps Engineer</w:t>
       </w:r>
     </w:p>
     <w:p>
@@ -405,7 +457,25 @@
           <w:color w:val="64748B"/>
           <w:sz w:val="19"/>
         </w:rPr>
-        <w:t>Sep 2023 – Present  |  Chennai</w:t>
+        <w:t xml:space="preserve">Sep 2023 – </w:t>
+      </w:r>
+      <w:proofErr w:type="gramStart"/>
+      <w:r>
+        <w:rPr>
+          <w:i/>
+          <w:color w:val="64748B"/>
+          <w:sz w:val="19"/>
+        </w:rPr>
+        <w:t>Present  |</w:t>
+      </w:r>
+      <w:proofErr w:type="gramEnd"/>
+      <w:r>
+        <w:rPr>
+          <w:i/>
+          <w:color w:val="64748B"/>
+          <w:sz w:val="19"/>
+        </w:rPr>
+        <w:t xml:space="preserve">  Chennai</w:t>
       </w:r>
     </w:p>
     <w:p>
@@ -475,8 +545,13 @@
         <w:pStyle w:val="ListBullet"/>
         <w:spacing w:after="40"/>
       </w:pPr>
-      <w:r>
-        <w:t>Medall Healthcare — Frontend EC2 deployment and backend maintenance.</w:t>
+      <w:proofErr w:type="spellStart"/>
+      <w:r>
+        <w:t>Medall</w:t>
+      </w:r>
+      <w:proofErr w:type="spellEnd"/>
+      <w:r>
+        <w:t xml:space="preserve"> Healthcare — Frontend EC2 deployment and backend maintenance.</w:t>
       </w:r>
     </w:p>
     <w:p>
@@ -522,7 +597,15 @@
       </w:pPr>
       <w:r>
         <w:lastRenderedPageBreak/>
-        <w:t>Workforce, Workspace, TuskQR, Tusk Cloud — End-to-end deployment and server administration.</w:t>
+        <w:t xml:space="preserve">Workforce, Workspace, </w:t>
+      </w:r>
+      <w:proofErr w:type="spellStart"/>
+      <w:r>
+        <w:t>TuskQR</w:t>
+      </w:r>
+      <w:proofErr w:type="spellEnd"/>
+      <w:r>
+        <w:t>, Tusk Cloud — End-to-end deployment and server administration.</w:t>
       </w:r>
     </w:p>
     <w:p>
@@ -532,19 +615,119 @@
           <w:color w:val="64748B"/>
           <w:sz w:val="18"/>
         </w:rPr>
-        <w:t>Skills: React.js, Node.js, Next.js, MySQL, Tailwind CSS, CSS, Ubuntu, DevOps, Amazon EC2, Amazon CloudFront, Amazon S3, Amazon Route 53, Elastic Load Balancing, Nginx, PM2, GoDaddy, Web Hosting, GitHub, Git, cPanel, Core Java, Postman, VS Code, DBeaver, Adminer, Cursor, MobaXterm, Electerm, Asana, Workforce, Workcloud</w:t>
-      </w:r>
+        <w:t xml:space="preserve">Skills: React.js, Node.js, Next.js, MySQL, Tailwind CSS, CSS, Ubuntu, DevOps, Amazon EC2, Amazon CloudFront, Amazon S3, Amazon Route 53, Elastic Load Balancing, Nginx, PM2, GoDaddy, Web Hosting, GitHub, Git, cPanel, Core Java, Postman, VS Code, </w:t>
+      </w:r>
+      <w:proofErr w:type="spellStart"/>
+      <w:r>
+        <w:rPr>
+          <w:i/>
+          <w:color w:val="64748B"/>
+          <w:sz w:val="18"/>
+        </w:rPr>
+        <w:t>DBeaver</w:t>
+      </w:r>
+      <w:proofErr w:type="spellEnd"/>
+      <w:r>
+        <w:rPr>
+          <w:i/>
+          <w:color w:val="64748B"/>
+          <w:sz w:val="18"/>
+        </w:rPr>
+        <w:t xml:space="preserve">, </w:t>
+      </w:r>
+      <w:proofErr w:type="spellStart"/>
+      <w:r>
+        <w:rPr>
+          <w:i/>
+          <w:color w:val="64748B"/>
+          <w:sz w:val="18"/>
+        </w:rPr>
+        <w:t>Adminer</w:t>
+      </w:r>
+      <w:proofErr w:type="spellEnd"/>
+      <w:r>
+        <w:rPr>
+          <w:i/>
+          <w:color w:val="64748B"/>
+          <w:sz w:val="18"/>
+        </w:rPr>
+        <w:t xml:space="preserve">, Cursor, </w:t>
+      </w:r>
+      <w:proofErr w:type="spellStart"/>
+      <w:r>
+        <w:rPr>
+          <w:i/>
+          <w:color w:val="64748B"/>
+          <w:sz w:val="18"/>
+        </w:rPr>
+        <w:t>MobaXterm</w:t>
+      </w:r>
+      <w:proofErr w:type="spellEnd"/>
+      <w:r>
+        <w:rPr>
+          <w:i/>
+          <w:color w:val="64748B"/>
+          <w:sz w:val="18"/>
+        </w:rPr>
+        <w:t xml:space="preserve">, </w:t>
+      </w:r>
+      <w:proofErr w:type="spellStart"/>
+      <w:r>
+        <w:rPr>
+          <w:i/>
+          <w:color w:val="64748B"/>
+          <w:sz w:val="18"/>
+        </w:rPr>
+        <w:t>Electerm</w:t>
+      </w:r>
+      <w:proofErr w:type="spellEnd"/>
+      <w:r>
+        <w:rPr>
+          <w:i/>
+          <w:color w:val="64748B"/>
+          <w:sz w:val="18"/>
+        </w:rPr>
+        <w:t xml:space="preserve">, Asana, Workforce, </w:t>
+      </w:r>
+      <w:proofErr w:type="spellStart"/>
+      <w:r>
+        <w:rPr>
+          <w:i/>
+          <w:color w:val="64748B"/>
+          <w:sz w:val="18"/>
+        </w:rPr>
+        <w:t>Workcloud</w:t>
+      </w:r>
+      <w:proofErr w:type="spellEnd"/>
     </w:p>
     <w:p>
       <w:pPr>
         <w:spacing w:before="160"/>
       </w:pPr>
+      <w:proofErr w:type="spellStart"/>
+      <w:proofErr w:type="gramStart"/>
       <w:r>
         <w:rPr>
           <w:b/>
           <w:sz w:val="21"/>
         </w:rPr>
-        <w:t>CreditMantri  |  Full-stack Developer</w:t>
+        <w:t>CreditMantri</w:t>
+      </w:r>
+      <w:proofErr w:type="spellEnd"/>
+      <w:r>
+        <w:rPr>
+          <w:b/>
+          <w:sz w:val="21"/>
+        </w:rPr>
+        <w:t xml:space="preserve">  |</w:t>
+      </w:r>
+      <w:proofErr w:type="gramEnd"/>
+      <w:r>
+        <w:rPr>
+          <w:b/>
+          <w:sz w:val="21"/>
+        </w:rPr>
+        <w:t xml:space="preserve">  Full-stack Developer</w:t>
       </w:r>
     </w:p>
     <w:p>
@@ -554,7 +737,25 @@
           <w:color w:val="64748B"/>
           <w:sz w:val="19"/>
         </w:rPr>
-        <w:t>Sep 2022 – Mar 2023  |  Chennai</w:t>
+        <w:t xml:space="preserve">Sep 2022 – Mar </w:t>
+      </w:r>
+      <w:proofErr w:type="gramStart"/>
+      <w:r>
+        <w:rPr>
+          <w:i/>
+          <w:color w:val="64748B"/>
+          <w:sz w:val="19"/>
+        </w:rPr>
+        <w:t>2023  |</w:t>
+      </w:r>
+      <w:proofErr w:type="gramEnd"/>
+      <w:r>
+        <w:rPr>
+          <w:i/>
+          <w:color w:val="64748B"/>
+          <w:sz w:val="19"/>
+        </w:rPr>
+        <w:t xml:space="preserve">  Chennai</w:t>
       </w:r>
     </w:p>
     <w:p>
@@ -572,7 +773,15 @@
         <w:spacing w:after="40"/>
       </w:pPr>
       <w:r>
-        <w:t>Webhook integrations for SMS, Email, and WhatsApp via WebEngage.</w:t>
+        <w:t xml:space="preserve">Webhook integrations for SMS, Email, and WhatsApp via </w:t>
+      </w:r>
+      <w:proofErr w:type="spellStart"/>
+      <w:r>
+        <w:t>WebEngage</w:t>
+      </w:r>
+      <w:proofErr w:type="spellEnd"/>
+      <w:r>
+        <w:t>.</w:t>
       </w:r>
     </w:p>
     <w:p>
@@ -581,7 +790,15 @@
         <w:spacing w:after="40"/>
       </w:pPr>
       <w:r>
-        <w:t>Custom APIs for Kurundhagaval SMS project with bulk and single-read logic.</w:t>
+        <w:t xml:space="preserve">Custom APIs for </w:t>
+      </w:r>
+      <w:proofErr w:type="spellStart"/>
+      <w:r>
+        <w:t>Kurundhagaval</w:t>
+      </w:r>
+      <w:proofErr w:type="spellEnd"/>
+      <w:r>
+        <w:t xml:space="preserve"> SMS project with bulk and single-read logic.</w:t>
       </w:r>
     </w:p>
     <w:p>
@@ -590,7 +807,15 @@
         <w:spacing w:after="40"/>
       </w:pPr>
       <w:r>
-        <w:t>Mission-critical SBI modules (LDB, EDB, Emudhra) with QA and DevOps teams.</w:t>
+        <w:t xml:space="preserve">Mission-critical SBI modules (LDB, EDB, </w:t>
+      </w:r>
+      <w:proofErr w:type="spellStart"/>
+      <w:r>
+        <w:t>Emudhra</w:t>
+      </w:r>
+      <w:proofErr w:type="spellEnd"/>
+      <w:r>
+        <w:t>) with QA and DevOps teams.</w:t>
       </w:r>
     </w:p>
     <w:p>
@@ -625,7 +850,15 @@
         <w:spacing w:after="40"/>
       </w:pPr>
       <w:r>
-        <w:t>SBI Banking Modules — LDB, EDB, Emudhra mission-critical modules.</w:t>
+        <w:t xml:space="preserve">SBI Banking Modules — LDB, EDB, </w:t>
+      </w:r>
+      <w:proofErr w:type="spellStart"/>
+      <w:r>
+        <w:t>Emudhra</w:t>
+      </w:r>
+      <w:proofErr w:type="spellEnd"/>
+      <w:r>
+        <w:t xml:space="preserve"> mission-critical modules.</w:t>
       </w:r>
     </w:p>
     <w:p>
@@ -633,8 +866,21 @@
         <w:pStyle w:val="ListBullet"/>
         <w:spacing w:after="40"/>
       </w:pPr>
-      <w:r>
-        <w:t>Kurundhagaval SMS API — Custom SMS APIs with bulk and single-read logic; WebEngage integration.</w:t>
+      <w:proofErr w:type="spellStart"/>
+      <w:r>
+        <w:t>Kurundhagaval</w:t>
+      </w:r>
+      <w:proofErr w:type="spellEnd"/>
+      <w:r>
+        <w:t xml:space="preserve"> SMS API — Custom SMS APIs with bulk and single-read logic; </w:t>
+      </w:r>
+      <w:proofErr w:type="spellStart"/>
+      <w:r>
+        <w:t>WebEngage</w:t>
+      </w:r>
+      <w:proofErr w:type="spellEnd"/>
+      <w:r>
+        <w:t xml:space="preserve"> integration.</w:t>
       </w:r>
     </w:p>
     <w:p>
@@ -656,7 +902,23 @@
           <w:b/>
           <w:sz w:val="21"/>
         </w:rPr>
-        <w:t>HTC Global Services  |  L2 Engineer</w:t>
+        <w:t xml:space="preserve">HTC Global </w:t>
+      </w:r>
+      <w:proofErr w:type="gramStart"/>
+      <w:r>
+        <w:rPr>
+          <w:b/>
+          <w:sz w:val="21"/>
+        </w:rPr>
+        <w:t>Services  |</w:t>
+      </w:r>
+      <w:proofErr w:type="gramEnd"/>
+      <w:r>
+        <w:rPr>
+          <w:b/>
+          <w:sz w:val="21"/>
+        </w:rPr>
+        <w:t xml:space="preserve">  L2 Engineer</w:t>
       </w:r>
     </w:p>
     <w:p>
@@ -666,7 +928,25 @@
           <w:color w:val="64748B"/>
           <w:sz w:val="19"/>
         </w:rPr>
-        <w:t>Feb 2022 – Sep 2022  |  Chennai</w:t>
+        <w:t xml:space="preserve">Feb 2022 – Sep </w:t>
+      </w:r>
+      <w:proofErr w:type="gramStart"/>
+      <w:r>
+        <w:rPr>
+          <w:i/>
+          <w:color w:val="64748B"/>
+          <w:sz w:val="19"/>
+        </w:rPr>
+        <w:t>2022  |</w:t>
+      </w:r>
+      <w:proofErr w:type="gramEnd"/>
+      <w:r>
+        <w:rPr>
+          <w:i/>
+          <w:color w:val="64748B"/>
+          <w:sz w:val="19"/>
+        </w:rPr>
+        <w:t xml:space="preserve">  Chennai</w:t>
       </w:r>
     </w:p>
     <w:p>
@@ -703,8 +983,36 @@
           <w:color w:val="64748B"/>
           <w:sz w:val="18"/>
         </w:rPr>
-        <w:t>Skills: Oracle Database, JSP, Java, J2EE, MySQL, Git, AJAX, Hibernate, JSON, Core Java, Spring Boot, HTML, PostgreSQL, Postman, OpenProject, STS, DBeaver</w:t>
-      </w:r>
+        <w:t xml:space="preserve">Skills: Oracle Database, JSP, Java, J2EE, MySQL, Git, AJAX, Hibernate, JSON, Core Java, Spring Boot, HTML, PostgreSQL, Postman, </w:t>
+      </w:r>
+      <w:proofErr w:type="spellStart"/>
+      <w:r>
+        <w:rPr>
+          <w:i/>
+          <w:color w:val="64748B"/>
+          <w:sz w:val="18"/>
+        </w:rPr>
+        <w:t>OpenProject</w:t>
+      </w:r>
+      <w:proofErr w:type="spellEnd"/>
+      <w:r>
+        <w:rPr>
+          <w:i/>
+          <w:color w:val="64748B"/>
+          <w:sz w:val="18"/>
+        </w:rPr>
+        <w:t xml:space="preserve">, STS, </w:t>
+      </w:r>
+      <w:proofErr w:type="spellStart"/>
+      <w:r>
+        <w:rPr>
+          <w:i/>
+          <w:color w:val="64748B"/>
+          <w:sz w:val="18"/>
+        </w:rPr>
+        <w:t>DBeaver</w:t>
+      </w:r>
+      <w:proofErr w:type="spellEnd"/>
     </w:p>
     <w:p>
       <w:pPr>
@@ -715,7 +1023,23 @@
           <w:b/>
           <w:sz w:val="21"/>
         </w:rPr>
-        <w:t>Soft Media ERP  |  Software Engineer</w:t>
+        <w:t xml:space="preserve">Soft Media </w:t>
+      </w:r>
+      <w:proofErr w:type="gramStart"/>
+      <w:r>
+        <w:rPr>
+          <w:b/>
+          <w:sz w:val="21"/>
+        </w:rPr>
+        <w:t>ERP  |</w:t>
+      </w:r>
+      <w:proofErr w:type="gramEnd"/>
+      <w:r>
+        <w:rPr>
+          <w:b/>
+          <w:sz w:val="21"/>
+        </w:rPr>
+        <w:t xml:space="preserve">  Software Engineer</w:t>
       </w:r>
     </w:p>
     <w:p>
@@ -725,7 +1049,25 @@
           <w:color w:val="64748B"/>
           <w:sz w:val="19"/>
         </w:rPr>
-        <w:t>Jun 2019 – Feb 2022  |  Chennai</w:t>
+        <w:t xml:space="preserve">Jun 2019 – Feb </w:t>
+      </w:r>
+      <w:proofErr w:type="gramStart"/>
+      <w:r>
+        <w:rPr>
+          <w:i/>
+          <w:color w:val="64748B"/>
+          <w:sz w:val="19"/>
+        </w:rPr>
+        <w:t>2022  |</w:t>
+      </w:r>
+      <w:proofErr w:type="gramEnd"/>
+      <w:r>
+        <w:rPr>
+          <w:i/>
+          <w:color w:val="64748B"/>
+          <w:sz w:val="19"/>
+        </w:rPr>
+        <w:t xml:space="preserve">  Chennai</w:t>
       </w:r>
     </w:p>
     <w:p>
@@ -734,7 +1076,15 @@
         <w:spacing w:after="40"/>
       </w:pPr>
       <w:r>
-        <w:t>Developed Media ERP product for Daily Thanthi — Advertisement, Circulation, Accounts, HR, Purchase.</w:t>
+        <w:t xml:space="preserve">Developed Media ERP product for Daily </w:t>
+      </w:r>
+      <w:proofErr w:type="spellStart"/>
+      <w:r>
+        <w:t>Thanthi</w:t>
+      </w:r>
+      <w:proofErr w:type="spellEnd"/>
+      <w:r>
+        <w:t xml:space="preserve"> — Advertisement, Circulation, Accounts, HR, Purchase.</w:t>
       </w:r>
     </w:p>
     <w:p>
@@ -778,7 +1128,15 @@
         <w:spacing w:after="40"/>
       </w:pPr>
       <w:r>
-        <w:t>Daily Thanthi Media ERP — Enterprise ERP for Advertisement, Circulation, Accounts, HR, Purchase.</w:t>
+        <w:t xml:space="preserve">Daily </w:t>
+      </w:r>
+      <w:proofErr w:type="spellStart"/>
+      <w:r>
+        <w:t>Thanthi</w:t>
+      </w:r>
+      <w:proofErr w:type="spellEnd"/>
+      <w:r>
+        <w:t xml:space="preserve"> Media ERP — Enterprise ERP for Advertisement, Circulation, Accounts, HR, Purchase.</w:t>
       </w:r>
     </w:p>
     <w:p>
@@ -806,12 +1164,28 @@
     </w:p>
     <w:p>
       <w:r>
-        <w:t>Master of Computer Applications (MCA) — University of Madras  |  2018 – 2021</w:t>
+        <w:t xml:space="preserve">Master of Computer Applications (MCA) — University of </w:t>
+      </w:r>
+      <w:proofErr w:type="gramStart"/>
+      <w:r>
+        <w:t>Madras  |</w:t>
+      </w:r>
+      <w:proofErr w:type="gramEnd"/>
+      <w:r>
+        <w:t xml:space="preserve">  2018 – 2021</w:t>
       </w:r>
     </w:p>
     <w:p>
       <w:r>
-        <w:t>Bachelor of Computer Applications (BCA) — St. Anne's Arts &amp; Science College  |  2015 – 2018</w:t>
+        <w:t xml:space="preserve">Bachelor of Computer Applications (BCA) — St. Anne's Arts &amp; Science </w:t>
+      </w:r>
+      <w:proofErr w:type="gramStart"/>
+      <w:r>
+        <w:t>College  |</w:t>
+      </w:r>
+      <w:proofErr w:type="gramEnd"/>
+      <w:r>
+        <w:t xml:space="preserve">  2015 – 2018</w:t>
       </w:r>
     </w:p>
     <w:sectPr>
@@ -1632,6 +2006,7 @@
   <w:style w:type="character" w:default="1" w:styleId="DefaultParagraphFont">
     <w:name w:val="Default Paragraph Font"/>
     <w:uiPriority w:val="1"/>
+    <w:semiHidden/>
     <w:unhideWhenUsed/>
   </w:style>
   <w:style w:type="table" w:default="1" w:styleId="TableNormal">

--- a/Nivedhitha_Professional_Resume_Updated_v3.docx
+++ b/Nivedhitha_Professional_Resume_Updated_v3.docx
@@ -4,10 +4,18 @@
   <w:body>
     <w:p>
       <w:pPr>
+        <w:spacing w:after="40" w:line="252" w:lineRule="auto"/>
         <w:jc w:val="center"/>
+        <w:rPr>
+          <w:rFonts w:ascii="Calibri" w:eastAsia="Calibri" w:hAnsi="Calibri"/>
+          <w:b/>
+          <w:color w:val="0F172A"/>
+          <w:sz w:val="44"/>
+        </w:rPr>
       </w:pPr>
       <w:r>
         <w:rPr>
+          <w:rFonts w:ascii="Calibri" w:eastAsia="Calibri" w:hAnsi="Calibri"/>
           <w:b/>
           <w:color w:val="0F172A"/>
           <w:sz w:val="44"/>
@@ -17,116 +25,87 @@
     </w:p>
     <w:p>
       <w:pPr>
+        <w:spacing w:after="40" w:line="252" w:lineRule="auto"/>
         <w:jc w:val="center"/>
-        <w:rPr>
+      </w:pPr>
+    </w:p>
+    <w:p>
+      <w:pPr>
+        <w:spacing w:after="40" w:line="252" w:lineRule="auto"/>
+        <w:jc w:val="center"/>
+        <w:rPr>
+          <w:sz w:val="24"/>
+          <w:szCs w:val="24"/>
+        </w:rPr>
+      </w:pPr>
+      <w:r>
+        <w:rPr>
+          <w:rFonts w:ascii="Calibri" w:eastAsia="Calibri" w:hAnsi="Calibri"/>
           <w:b/>
-          <w:bCs/>
           <w:color w:val="0D9488"/>
           <w:sz w:val="24"/>
-        </w:rPr>
-      </w:pPr>
-      <w:r>
-        <w:rPr>
-          <w:b/>
-          <w:bCs/>
-          <w:color w:val="0D9488"/>
-          <w:sz w:val="24"/>
-        </w:rPr>
-        <w:t>Senior Full Stack Developer &amp; Deployment Engineer</w:t>
+          <w:szCs w:val="24"/>
+        </w:rPr>
+        <w:t>Full Stack Developer &amp; DevOps Engineer</w:t>
       </w:r>
     </w:p>
     <w:p>
       <w:pPr>
+        <w:spacing w:after="20" w:line="252" w:lineRule="auto"/>
         <w:jc w:val="center"/>
-        <w:rPr>
+      </w:pPr>
+      <w:r>
+        <w:rPr>
+          <w:rFonts w:ascii="Calibri" w:eastAsia="Calibri" w:hAnsi="Calibri"/>
           <w:color w:val="475569"/>
-          <w:sz w:val="19"/>
-        </w:rPr>
-      </w:pPr>
-      <w:r>
-        <w:rPr>
-          <w:color w:val="475569"/>
-          <w:sz w:val="19"/>
         </w:rPr>
         <w:t xml:space="preserve">Chennai, Tamil </w:t>
       </w:r>
       <w:proofErr w:type="gramStart"/>
       <w:r>
         <w:rPr>
+          <w:rFonts w:ascii="Calibri" w:eastAsia="Calibri" w:hAnsi="Calibri"/>
           <w:color w:val="475569"/>
-          <w:sz w:val="19"/>
-        </w:rPr>
-        <w:t xml:space="preserve">Nadu  </w:t>
-      </w:r>
-      <w:r>
-        <w:rPr>
-          <w:color w:val="475569"/>
-          <w:sz w:val="19"/>
-        </w:rPr>
-        <w:t>·</w:t>
+        </w:rPr>
+        <w:t>Nadu  ·</w:t>
       </w:r>
       <w:proofErr w:type="gramEnd"/>
       <w:r>
         <w:rPr>
+          <w:rFonts w:ascii="Calibri" w:eastAsia="Calibri" w:hAnsi="Calibri"/>
           <w:color w:val="475569"/>
-          <w:sz w:val="19"/>
-        </w:rPr>
-        <w:t xml:space="preserve"> </w:t>
-      </w:r>
-      <w:r>
-        <w:rPr>
-          <w:color w:val="475569"/>
-          <w:sz w:val="19"/>
-        </w:rPr>
-        <w:t xml:space="preserve"> nivedhithapraba@gmail.com</w:t>
+        </w:rPr>
+        <w:t xml:space="preserve">  nivedhithapraba@gmail.com</w:t>
       </w:r>
     </w:p>
     <w:p>
       <w:pPr>
+        <w:spacing w:after="160" w:line="252" w:lineRule="auto"/>
         <w:jc w:val="center"/>
       </w:pPr>
-      <w:r>
-        <w:rPr>
-          <w:color w:val="475569"/>
-          <w:sz w:val="19"/>
-        </w:rPr>
-        <w:t xml:space="preserve">  </w:t>
-      </w:r>
-      <w:hyperlink r:id="rId6" w:history="1">
+      <w:hyperlink r:id="rId6">
         <w:r>
           <w:rPr>
-            <w:rStyle w:val="Hyperlink"/>
-            <w:sz w:val="19"/>
+            <w:rFonts w:ascii="Calibri" w:hAnsi="Calibri"/>
+            <w:color w:val="475569"/>
+            <w:u w:val="single"/>
           </w:rPr>
           <w:t>LinkedIn</w:t>
         </w:r>
       </w:hyperlink>
       <w:r>
         <w:rPr>
+          <w:rFonts w:ascii="Calibri" w:eastAsia="Calibri" w:hAnsi="Calibri"/>
           <w:color w:val="475569"/>
-          <w:sz w:val="19"/>
-        </w:rPr>
-        <w:t xml:space="preserve">  </w:t>
+        </w:rPr>
+        <w:t xml:space="preserve">  ·  </w:t>
       </w:r>
-      <w:r>
-        <w:rPr>
-          <w:color w:val="475569"/>
-          <w:sz w:val="19"/>
-        </w:rPr>
-        <w:t xml:space="preserve">· </w:t>
-      </w:r>
-      <w:r>
-        <w:rPr>
-          <w:color w:val="475569"/>
-          <w:sz w:val="19"/>
-        </w:rPr>
-        <w:t xml:space="preserve">  </w:t>
-      </w:r>
-      <w:hyperlink r:id="rId7" w:history="1">
+      <w:hyperlink r:id="rId7">
         <w:r>
           <w:rPr>
-            <w:rStyle w:val="Hyperlink"/>
-            <w:sz w:val="19"/>
+            <w:rFonts w:ascii="Calibri" w:hAnsi="Calibri"/>
+            <w:color w:val="475569"/>
+            <w:u w:val="single"/>
           </w:rPr>
           <w:t>Portfolio</w:t>
         </w:r>
@@ -135,566 +114,1411 @@
     <w:p>
       <w:pPr>
         <w:pBdr>
-          <w:bottom w:val="single" w:sz="6" w:space="1" w:color="2DD4BF"/>
+          <w:bottom w:val="single" w:sz="12" w:space="1" w:color="CBD5E1"/>
         </w:pBdr>
-        <w:spacing w:before="40" w:after="160"/>
-      </w:pPr>
-    </w:p>
-    <w:p>
-      <w:pPr>
-        <w:spacing w:before="240" w:after="80"/>
+        <w:spacing w:before="240" w:after="80" w:line="252" w:lineRule="auto"/>
       </w:pPr>
       <w:r>
         <w:rPr>
+          <w:rFonts w:ascii="Calibri" w:eastAsia="Calibri" w:hAnsi="Calibri"/>
           <w:b/>
           <w:color w:val="0D9488"/>
-          <w:sz w:val="22"/>
         </w:rPr>
         <w:t>PROFESSIONAL SUMMARY</w:t>
       </w:r>
     </w:p>
     <w:p>
+      <w:pPr>
+        <w:spacing w:after="120" w:line="269" w:lineRule="auto"/>
+        <w:rPr>
+          <w:sz w:val="21"/>
+          <w:szCs w:val="21"/>
+        </w:rPr>
+      </w:pPr>
       <w:r>
-        <w:t>Software Engineer with 6+ years of experience in designing, developing, and supporting enterprise web applications, including 2+ years of hands-on experience in application deployment, cloud infrastructure, and production support. Proficient in Java, Spring Boot, Node.js, React.js, and Next.js, with practical experience deploying and maintaining applications on Linux and AWS environments. Skilled in configuring Nginx, PM2, Amazon EC2, Route 53, SSL, Load Balancers, WAF, cPanel, DNS management, and production troubleshooting. Experienced in delivering secure, scalable, and reliable solutions while collaborating with cross-functional teams and clients across banking, fintech, healthcare, media, and enterprise domains.</w:t>
+        <w:rPr>
+          <w:rFonts w:ascii="Calibri" w:eastAsia="Calibri" w:hAnsi="Calibri"/>
+          <w:color w:val="0F172A"/>
+          <w:sz w:val="21"/>
+          <w:szCs w:val="21"/>
+        </w:rPr>
+        <w:t>Full Stack Developer &amp; DevOps Engineer with 6+ years of experience designing, developing, and supporting enterprise web applications, including 2+ years of hands-on application deployment, cloud infrastructure, and production support. Proficient in Java, Spring Boot, Node.js, React.js, and Next.js, with practical experience deploying and maintaining applications on Linux and AWS. Skilled in Nginx, PM2, Amazon EC2, Route 53, SSL, Load Balancers, WAF, cPanel, DNS management, and production troubleshooting. Delivers secure, scalable solutions in collaboration with cross-functional teams and clients across banking, fintech, healthcare, media, and enterprise domains.</w:t>
       </w:r>
     </w:p>
     <w:p>
       <w:pPr>
-        <w:spacing w:before="240" w:after="80"/>
+        <w:pBdr>
+          <w:bottom w:val="single" w:sz="12" w:space="1" w:color="CBD5E1"/>
+        </w:pBdr>
+        <w:spacing w:before="240" w:after="80" w:line="252" w:lineRule="auto"/>
       </w:pPr>
       <w:r>
         <w:rPr>
+          <w:rFonts w:ascii="Calibri" w:eastAsia="Calibri" w:hAnsi="Calibri"/>
           <w:b/>
           <w:color w:val="0D9488"/>
-          <w:sz w:val="22"/>
         </w:rPr>
         <w:t>TECHNICAL SKILLS</w:t>
       </w:r>
     </w:p>
+    <w:tbl>
+      <w:tblPr>
+        <w:tblW w:w="0" w:type="auto"/>
+        <w:tblLayout w:type="fixed"/>
+        <w:tblLook w:val="04A0" w:firstRow="1" w:lastRow="0" w:firstColumn="1" w:lastColumn="0" w:noHBand="0" w:noVBand="1"/>
+      </w:tblPr>
+      <w:tblGrid>
+        <w:gridCol w:w="2232"/>
+        <w:gridCol w:w="7776"/>
+      </w:tblGrid>
+      <w:tr>
+        <w:tc>
+          <w:tcPr>
+            <w:tcW w:w="2232" w:type="dxa"/>
+            <w:tcBorders>
+              <w:top w:val="single" w:sz="4" w:space="0" w:color="CBD5E1"/>
+              <w:left w:val="single" w:sz="4" w:space="0" w:color="CBD5E1"/>
+              <w:bottom w:val="single" w:sz="4" w:space="0" w:color="CBD5E1"/>
+              <w:right w:val="single" w:sz="4" w:space="0" w:color="CBD5E1"/>
+            </w:tcBorders>
+            <w:shd w:val="clear" w:color="auto" w:fill="F0FDFA"/>
+            <w:tcMar>
+              <w:top w:w="28" w:type="dxa"/>
+              <w:left w:w="40" w:type="dxa"/>
+              <w:bottom w:w="28" w:type="dxa"/>
+              <w:right w:w="40" w:type="dxa"/>
+            </w:tcMar>
+          </w:tcPr>
+          <w:p>
+            <w:pPr>
+              <w:spacing w:before="20" w:after="20" w:line="252" w:lineRule="auto"/>
+              <w:rPr>
+                <w:sz w:val="21"/>
+                <w:szCs w:val="21"/>
+              </w:rPr>
+            </w:pPr>
+            <w:r>
+              <w:rPr>
+                <w:rFonts w:ascii="Calibri" w:eastAsia="Calibri" w:hAnsi="Calibri"/>
+                <w:b/>
+                <w:color w:val="0D9488"/>
+                <w:sz w:val="21"/>
+                <w:szCs w:val="21"/>
+              </w:rPr>
+              <w:t>Deployment</w:t>
+            </w:r>
+          </w:p>
+        </w:tc>
+        <w:tc>
+          <w:tcPr>
+            <w:tcW w:w="7776" w:type="dxa"/>
+            <w:tcBorders>
+              <w:top w:val="single" w:sz="4" w:space="0" w:color="CBD5E1"/>
+              <w:left w:val="single" w:sz="4" w:space="0" w:color="CBD5E1"/>
+              <w:bottom w:val="single" w:sz="4" w:space="0" w:color="CBD5E1"/>
+              <w:right w:val="single" w:sz="4" w:space="0" w:color="CBD5E1"/>
+            </w:tcBorders>
+            <w:tcMar>
+              <w:top w:w="28" w:type="dxa"/>
+              <w:left w:w="40" w:type="dxa"/>
+              <w:bottom w:w="28" w:type="dxa"/>
+              <w:right w:w="40" w:type="dxa"/>
+            </w:tcMar>
+          </w:tcPr>
+          <w:p>
+            <w:pPr>
+              <w:spacing w:before="20" w:after="20" w:line="252" w:lineRule="auto"/>
+              <w:rPr>
+                <w:sz w:val="21"/>
+                <w:szCs w:val="21"/>
+              </w:rPr>
+            </w:pPr>
+            <w:r>
+              <w:rPr>
+                <w:rFonts w:ascii="Calibri" w:eastAsia="Calibri" w:hAnsi="Calibri"/>
+                <w:color w:val="0F172A"/>
+                <w:sz w:val="21"/>
+                <w:szCs w:val="21"/>
+              </w:rPr>
+              <w:t>Application Deployment, Linux Admin, Production Support, Server Migration, Infrastructure Management, Domain &amp; DNS, SSL, Reverse Proxy</w:t>
+            </w:r>
+          </w:p>
+        </w:tc>
+      </w:tr>
+      <w:tr>
+        <w:tc>
+          <w:tcPr>
+            <w:tcW w:w="2232" w:type="dxa"/>
+            <w:tcBorders>
+              <w:top w:val="single" w:sz="4" w:space="0" w:color="CBD5E1"/>
+              <w:left w:val="single" w:sz="4" w:space="0" w:color="CBD5E1"/>
+              <w:bottom w:val="single" w:sz="4" w:space="0" w:color="CBD5E1"/>
+              <w:right w:val="single" w:sz="4" w:space="0" w:color="CBD5E1"/>
+            </w:tcBorders>
+            <w:shd w:val="clear" w:color="auto" w:fill="F0FDFA"/>
+            <w:tcMar>
+              <w:top w:w="28" w:type="dxa"/>
+              <w:left w:w="40" w:type="dxa"/>
+              <w:bottom w:w="28" w:type="dxa"/>
+              <w:right w:w="40" w:type="dxa"/>
+            </w:tcMar>
+          </w:tcPr>
+          <w:p>
+            <w:pPr>
+              <w:spacing w:before="20" w:after="20" w:line="252" w:lineRule="auto"/>
+              <w:rPr>
+                <w:sz w:val="21"/>
+                <w:szCs w:val="21"/>
+              </w:rPr>
+            </w:pPr>
+            <w:r>
+              <w:rPr>
+                <w:rFonts w:ascii="Calibri" w:eastAsia="Calibri" w:hAnsi="Calibri"/>
+                <w:b/>
+                <w:color w:val="0D9488"/>
+                <w:sz w:val="21"/>
+                <w:szCs w:val="21"/>
+              </w:rPr>
+              <w:t>Cloud &amp; DevOps</w:t>
+            </w:r>
+          </w:p>
+        </w:tc>
+        <w:tc>
+          <w:tcPr>
+            <w:tcW w:w="7776" w:type="dxa"/>
+            <w:tcBorders>
+              <w:top w:val="single" w:sz="4" w:space="0" w:color="CBD5E1"/>
+              <w:left w:val="single" w:sz="4" w:space="0" w:color="CBD5E1"/>
+              <w:bottom w:val="single" w:sz="4" w:space="0" w:color="CBD5E1"/>
+              <w:right w:val="single" w:sz="4" w:space="0" w:color="CBD5E1"/>
+            </w:tcBorders>
+            <w:tcMar>
+              <w:top w:w="28" w:type="dxa"/>
+              <w:left w:w="40" w:type="dxa"/>
+              <w:bottom w:w="28" w:type="dxa"/>
+              <w:right w:w="40" w:type="dxa"/>
+            </w:tcMar>
+          </w:tcPr>
+          <w:p>
+            <w:pPr>
+              <w:spacing w:before="20" w:after="20" w:line="252" w:lineRule="auto"/>
+              <w:rPr>
+                <w:sz w:val="21"/>
+                <w:szCs w:val="21"/>
+              </w:rPr>
+            </w:pPr>
+            <w:r>
+              <w:rPr>
+                <w:rFonts w:ascii="Calibri" w:eastAsia="Calibri" w:hAnsi="Calibri"/>
+                <w:color w:val="0F172A"/>
+                <w:sz w:val="21"/>
+                <w:szCs w:val="21"/>
+              </w:rPr>
+              <w:t xml:space="preserve">AWS EC2, </w:t>
+            </w:r>
+            <w:proofErr w:type="spellStart"/>
+            <w:r>
+              <w:rPr>
+                <w:rFonts w:ascii="Calibri" w:eastAsia="Calibri" w:hAnsi="Calibri"/>
+                <w:color w:val="0F172A"/>
+                <w:sz w:val="21"/>
+                <w:szCs w:val="21"/>
+              </w:rPr>
+              <w:t>Lightsail</w:t>
+            </w:r>
+            <w:proofErr w:type="spellEnd"/>
+            <w:r>
+              <w:rPr>
+                <w:rFonts w:ascii="Calibri" w:eastAsia="Calibri" w:hAnsi="Calibri"/>
+                <w:color w:val="0F172A"/>
+                <w:sz w:val="21"/>
+                <w:szCs w:val="21"/>
+              </w:rPr>
+              <w:t>, S3, CloudFront, Route 53, ACM, ELB, WAF, Nginx, PM2, Ubuntu, cPanel, CWP, GoDaddy Hosting</w:t>
+            </w:r>
+          </w:p>
+        </w:tc>
+      </w:tr>
+      <w:tr>
+        <w:tc>
+          <w:tcPr>
+            <w:tcW w:w="2232" w:type="dxa"/>
+            <w:tcBorders>
+              <w:top w:val="single" w:sz="4" w:space="0" w:color="CBD5E1"/>
+              <w:left w:val="single" w:sz="4" w:space="0" w:color="CBD5E1"/>
+              <w:bottom w:val="single" w:sz="4" w:space="0" w:color="CBD5E1"/>
+              <w:right w:val="single" w:sz="4" w:space="0" w:color="CBD5E1"/>
+            </w:tcBorders>
+            <w:shd w:val="clear" w:color="auto" w:fill="F0FDFA"/>
+            <w:tcMar>
+              <w:top w:w="28" w:type="dxa"/>
+              <w:left w:w="40" w:type="dxa"/>
+              <w:bottom w:w="28" w:type="dxa"/>
+              <w:right w:w="40" w:type="dxa"/>
+            </w:tcMar>
+          </w:tcPr>
+          <w:p>
+            <w:pPr>
+              <w:spacing w:before="20" w:after="20" w:line="252" w:lineRule="auto"/>
+              <w:rPr>
+                <w:sz w:val="21"/>
+                <w:szCs w:val="21"/>
+              </w:rPr>
+            </w:pPr>
+            <w:r>
+              <w:rPr>
+                <w:rFonts w:ascii="Calibri" w:eastAsia="Calibri" w:hAnsi="Calibri"/>
+                <w:b/>
+                <w:color w:val="0D9488"/>
+                <w:sz w:val="21"/>
+                <w:szCs w:val="21"/>
+              </w:rPr>
+              <w:t>Frontend</w:t>
+            </w:r>
+          </w:p>
+        </w:tc>
+        <w:tc>
+          <w:tcPr>
+            <w:tcW w:w="7776" w:type="dxa"/>
+            <w:tcBorders>
+              <w:top w:val="single" w:sz="4" w:space="0" w:color="CBD5E1"/>
+              <w:left w:val="single" w:sz="4" w:space="0" w:color="CBD5E1"/>
+              <w:bottom w:val="single" w:sz="4" w:space="0" w:color="CBD5E1"/>
+              <w:right w:val="single" w:sz="4" w:space="0" w:color="CBD5E1"/>
+            </w:tcBorders>
+            <w:tcMar>
+              <w:top w:w="28" w:type="dxa"/>
+              <w:left w:w="40" w:type="dxa"/>
+              <w:bottom w:w="28" w:type="dxa"/>
+              <w:right w:w="40" w:type="dxa"/>
+            </w:tcMar>
+          </w:tcPr>
+          <w:p>
+            <w:pPr>
+              <w:spacing w:before="20" w:after="20" w:line="252" w:lineRule="auto"/>
+              <w:rPr>
+                <w:sz w:val="21"/>
+                <w:szCs w:val="21"/>
+              </w:rPr>
+            </w:pPr>
+            <w:r>
+              <w:rPr>
+                <w:rFonts w:ascii="Calibri" w:eastAsia="Calibri" w:hAnsi="Calibri"/>
+                <w:color w:val="0F172A"/>
+                <w:sz w:val="21"/>
+                <w:szCs w:val="21"/>
+              </w:rPr>
+              <w:t>React.js, Next.js, HTML5, CSS3, JavaScript (ES6+), Tailwind CSS, JSP, AJAX</w:t>
+            </w:r>
+          </w:p>
+        </w:tc>
+      </w:tr>
+      <w:tr>
+        <w:tc>
+          <w:tcPr>
+            <w:tcW w:w="2232" w:type="dxa"/>
+            <w:tcBorders>
+              <w:top w:val="single" w:sz="4" w:space="0" w:color="CBD5E1"/>
+              <w:left w:val="single" w:sz="4" w:space="0" w:color="CBD5E1"/>
+              <w:bottom w:val="single" w:sz="4" w:space="0" w:color="CBD5E1"/>
+              <w:right w:val="single" w:sz="4" w:space="0" w:color="CBD5E1"/>
+            </w:tcBorders>
+            <w:shd w:val="clear" w:color="auto" w:fill="F0FDFA"/>
+            <w:tcMar>
+              <w:top w:w="28" w:type="dxa"/>
+              <w:left w:w="40" w:type="dxa"/>
+              <w:bottom w:w="28" w:type="dxa"/>
+              <w:right w:w="40" w:type="dxa"/>
+            </w:tcMar>
+          </w:tcPr>
+          <w:p>
+            <w:pPr>
+              <w:spacing w:before="20" w:after="20" w:line="252" w:lineRule="auto"/>
+              <w:rPr>
+                <w:sz w:val="21"/>
+                <w:szCs w:val="21"/>
+              </w:rPr>
+            </w:pPr>
+            <w:r>
+              <w:rPr>
+                <w:rFonts w:ascii="Calibri" w:eastAsia="Calibri" w:hAnsi="Calibri"/>
+                <w:b/>
+                <w:color w:val="0D9488"/>
+                <w:sz w:val="21"/>
+                <w:szCs w:val="21"/>
+              </w:rPr>
+              <w:t>Backend</w:t>
+            </w:r>
+          </w:p>
+        </w:tc>
+        <w:tc>
+          <w:tcPr>
+            <w:tcW w:w="7776" w:type="dxa"/>
+            <w:tcBorders>
+              <w:top w:val="single" w:sz="4" w:space="0" w:color="CBD5E1"/>
+              <w:left w:val="single" w:sz="4" w:space="0" w:color="CBD5E1"/>
+              <w:bottom w:val="single" w:sz="4" w:space="0" w:color="CBD5E1"/>
+              <w:right w:val="single" w:sz="4" w:space="0" w:color="CBD5E1"/>
+            </w:tcBorders>
+            <w:tcMar>
+              <w:top w:w="28" w:type="dxa"/>
+              <w:left w:w="40" w:type="dxa"/>
+              <w:bottom w:w="28" w:type="dxa"/>
+              <w:right w:w="40" w:type="dxa"/>
+            </w:tcMar>
+          </w:tcPr>
+          <w:p>
+            <w:pPr>
+              <w:spacing w:before="20" w:after="20" w:line="252" w:lineRule="auto"/>
+              <w:rPr>
+                <w:sz w:val="21"/>
+                <w:szCs w:val="21"/>
+              </w:rPr>
+            </w:pPr>
+            <w:r>
+              <w:rPr>
+                <w:rFonts w:ascii="Calibri" w:eastAsia="Calibri" w:hAnsi="Calibri"/>
+                <w:color w:val="0F172A"/>
+                <w:sz w:val="21"/>
+                <w:szCs w:val="21"/>
+              </w:rPr>
+              <w:t xml:space="preserve">Node.js, Java, J2EE, Spring Boot, Hibernate, Struts, PHP, </w:t>
+            </w:r>
+            <w:proofErr w:type="spellStart"/>
+            <w:r>
+              <w:rPr>
+                <w:rFonts w:ascii="Calibri" w:eastAsia="Calibri" w:hAnsi="Calibri"/>
+                <w:color w:val="0F172A"/>
+                <w:sz w:val="21"/>
+                <w:szCs w:val="21"/>
+              </w:rPr>
+              <w:t>Strapi</w:t>
+            </w:r>
+            <w:proofErr w:type="spellEnd"/>
+            <w:r>
+              <w:rPr>
+                <w:rFonts w:ascii="Calibri" w:eastAsia="Calibri" w:hAnsi="Calibri"/>
+                <w:color w:val="0F172A"/>
+                <w:sz w:val="21"/>
+                <w:szCs w:val="21"/>
+              </w:rPr>
+              <w:t>, REST APIs, JSON, JDBC</w:t>
+            </w:r>
+          </w:p>
+        </w:tc>
+      </w:tr>
+      <w:tr>
+        <w:tc>
+          <w:tcPr>
+            <w:tcW w:w="2232" w:type="dxa"/>
+            <w:tcBorders>
+              <w:top w:val="single" w:sz="4" w:space="0" w:color="CBD5E1"/>
+              <w:left w:val="single" w:sz="4" w:space="0" w:color="CBD5E1"/>
+              <w:bottom w:val="single" w:sz="4" w:space="0" w:color="CBD5E1"/>
+              <w:right w:val="single" w:sz="4" w:space="0" w:color="CBD5E1"/>
+            </w:tcBorders>
+            <w:shd w:val="clear" w:color="auto" w:fill="F0FDFA"/>
+            <w:tcMar>
+              <w:top w:w="28" w:type="dxa"/>
+              <w:left w:w="40" w:type="dxa"/>
+              <w:bottom w:w="28" w:type="dxa"/>
+              <w:right w:w="40" w:type="dxa"/>
+            </w:tcMar>
+          </w:tcPr>
+          <w:p>
+            <w:pPr>
+              <w:spacing w:before="20" w:after="20" w:line="252" w:lineRule="auto"/>
+              <w:rPr>
+                <w:sz w:val="21"/>
+                <w:szCs w:val="21"/>
+              </w:rPr>
+            </w:pPr>
+            <w:r>
+              <w:rPr>
+                <w:rFonts w:ascii="Calibri" w:eastAsia="Calibri" w:hAnsi="Calibri"/>
+                <w:b/>
+                <w:color w:val="0D9488"/>
+                <w:sz w:val="21"/>
+                <w:szCs w:val="21"/>
+              </w:rPr>
+              <w:t>Databases</w:t>
+            </w:r>
+          </w:p>
+        </w:tc>
+        <w:tc>
+          <w:tcPr>
+            <w:tcW w:w="7776" w:type="dxa"/>
+            <w:tcBorders>
+              <w:top w:val="single" w:sz="4" w:space="0" w:color="CBD5E1"/>
+              <w:left w:val="single" w:sz="4" w:space="0" w:color="CBD5E1"/>
+              <w:bottom w:val="single" w:sz="4" w:space="0" w:color="CBD5E1"/>
+              <w:right w:val="single" w:sz="4" w:space="0" w:color="CBD5E1"/>
+            </w:tcBorders>
+            <w:tcMar>
+              <w:top w:w="28" w:type="dxa"/>
+              <w:left w:w="40" w:type="dxa"/>
+              <w:bottom w:w="28" w:type="dxa"/>
+              <w:right w:w="40" w:type="dxa"/>
+            </w:tcMar>
+          </w:tcPr>
+          <w:p>
+            <w:pPr>
+              <w:spacing w:before="20" w:after="20" w:line="252" w:lineRule="auto"/>
+              <w:rPr>
+                <w:sz w:val="21"/>
+                <w:szCs w:val="21"/>
+              </w:rPr>
+            </w:pPr>
+            <w:r>
+              <w:rPr>
+                <w:rFonts w:ascii="Calibri" w:eastAsia="Calibri" w:hAnsi="Calibri"/>
+                <w:color w:val="0F172A"/>
+                <w:sz w:val="21"/>
+                <w:szCs w:val="21"/>
+              </w:rPr>
+              <w:t>MySQL, PostgreSQL, MongoDB, Oracle Database</w:t>
+            </w:r>
+          </w:p>
+        </w:tc>
+      </w:tr>
+      <w:tr>
+        <w:tc>
+          <w:tcPr>
+            <w:tcW w:w="2232" w:type="dxa"/>
+            <w:tcBorders>
+              <w:top w:val="single" w:sz="4" w:space="0" w:color="CBD5E1"/>
+              <w:left w:val="single" w:sz="4" w:space="0" w:color="CBD5E1"/>
+              <w:bottom w:val="single" w:sz="4" w:space="0" w:color="CBD5E1"/>
+              <w:right w:val="single" w:sz="4" w:space="0" w:color="CBD5E1"/>
+            </w:tcBorders>
+            <w:shd w:val="clear" w:color="auto" w:fill="F0FDFA"/>
+            <w:tcMar>
+              <w:top w:w="28" w:type="dxa"/>
+              <w:left w:w="40" w:type="dxa"/>
+              <w:bottom w:w="28" w:type="dxa"/>
+              <w:right w:w="40" w:type="dxa"/>
+            </w:tcMar>
+          </w:tcPr>
+          <w:p>
+            <w:pPr>
+              <w:spacing w:before="20" w:after="20" w:line="252" w:lineRule="auto"/>
+              <w:rPr>
+                <w:rFonts w:ascii="Calibri" w:eastAsia="Calibri" w:hAnsi="Calibri"/>
+                <w:b/>
+                <w:color w:val="0D9488"/>
+                <w:sz w:val="21"/>
+                <w:szCs w:val="21"/>
+              </w:rPr>
+            </w:pPr>
+            <w:r>
+              <w:rPr>
+                <w:rFonts w:ascii="Calibri" w:eastAsia="Calibri" w:hAnsi="Calibri"/>
+                <w:b/>
+                <w:color w:val="0D9488"/>
+                <w:sz w:val="21"/>
+                <w:szCs w:val="21"/>
+              </w:rPr>
+              <w:t>Version Control</w:t>
+            </w:r>
+          </w:p>
+        </w:tc>
+        <w:tc>
+          <w:tcPr>
+            <w:tcW w:w="7776" w:type="dxa"/>
+            <w:tcBorders>
+              <w:top w:val="single" w:sz="4" w:space="0" w:color="CBD5E1"/>
+              <w:left w:val="single" w:sz="4" w:space="0" w:color="CBD5E1"/>
+              <w:bottom w:val="single" w:sz="4" w:space="0" w:color="CBD5E1"/>
+              <w:right w:val="single" w:sz="4" w:space="0" w:color="CBD5E1"/>
+            </w:tcBorders>
+            <w:tcMar>
+              <w:top w:w="28" w:type="dxa"/>
+              <w:left w:w="40" w:type="dxa"/>
+              <w:bottom w:w="28" w:type="dxa"/>
+              <w:right w:w="40" w:type="dxa"/>
+            </w:tcMar>
+          </w:tcPr>
+          <w:p>
+            <w:pPr>
+              <w:spacing w:before="20" w:after="20" w:line="252" w:lineRule="auto"/>
+              <w:rPr>
+                <w:rFonts w:ascii="Calibri" w:eastAsia="Calibri" w:hAnsi="Calibri"/>
+                <w:color w:val="0F172A"/>
+                <w:sz w:val="21"/>
+                <w:szCs w:val="21"/>
+              </w:rPr>
+            </w:pPr>
+            <w:r>
+              <w:rPr>
+                <w:rFonts w:ascii="Calibri" w:eastAsia="Calibri" w:hAnsi="Calibri"/>
+                <w:color w:val="0F172A"/>
+                <w:sz w:val="21"/>
+                <w:szCs w:val="21"/>
+              </w:rPr>
+              <w:t>Git, GitHub</w:t>
+            </w:r>
+          </w:p>
+        </w:tc>
+      </w:tr>
+      <w:tr>
+        <w:tc>
+          <w:tcPr>
+            <w:tcW w:w="2232" w:type="dxa"/>
+            <w:tcBorders>
+              <w:top w:val="single" w:sz="4" w:space="0" w:color="CBD5E1"/>
+              <w:left w:val="single" w:sz="4" w:space="0" w:color="CBD5E1"/>
+              <w:bottom w:val="single" w:sz="4" w:space="0" w:color="CBD5E1"/>
+              <w:right w:val="single" w:sz="4" w:space="0" w:color="CBD5E1"/>
+            </w:tcBorders>
+            <w:shd w:val="clear" w:color="auto" w:fill="F0FDFA"/>
+            <w:tcMar>
+              <w:top w:w="28" w:type="dxa"/>
+              <w:left w:w="40" w:type="dxa"/>
+              <w:bottom w:w="28" w:type="dxa"/>
+              <w:right w:w="40" w:type="dxa"/>
+            </w:tcMar>
+          </w:tcPr>
+          <w:p>
+            <w:pPr>
+              <w:spacing w:before="20" w:after="20" w:line="252" w:lineRule="auto"/>
+              <w:rPr>
+                <w:sz w:val="21"/>
+                <w:szCs w:val="21"/>
+              </w:rPr>
+            </w:pPr>
+            <w:r>
+              <w:rPr>
+                <w:rFonts w:ascii="Calibri" w:eastAsia="Calibri" w:hAnsi="Calibri"/>
+                <w:b/>
+                <w:color w:val="0D9488"/>
+                <w:sz w:val="21"/>
+                <w:szCs w:val="21"/>
+              </w:rPr>
+              <w:t>Tools</w:t>
+            </w:r>
+          </w:p>
+        </w:tc>
+        <w:tc>
+          <w:tcPr>
+            <w:tcW w:w="7776" w:type="dxa"/>
+            <w:tcBorders>
+              <w:top w:val="single" w:sz="4" w:space="0" w:color="CBD5E1"/>
+              <w:left w:val="single" w:sz="4" w:space="0" w:color="CBD5E1"/>
+              <w:bottom w:val="single" w:sz="4" w:space="0" w:color="CBD5E1"/>
+              <w:right w:val="single" w:sz="4" w:space="0" w:color="CBD5E1"/>
+            </w:tcBorders>
+            <w:tcMar>
+              <w:top w:w="28" w:type="dxa"/>
+              <w:left w:w="40" w:type="dxa"/>
+              <w:bottom w:w="28" w:type="dxa"/>
+              <w:right w:w="40" w:type="dxa"/>
+            </w:tcMar>
+          </w:tcPr>
+          <w:p>
+            <w:pPr>
+              <w:spacing w:before="20" w:after="20" w:line="252" w:lineRule="auto"/>
+              <w:rPr>
+                <w:sz w:val="21"/>
+                <w:szCs w:val="21"/>
+              </w:rPr>
+            </w:pPr>
+            <w:r>
+              <w:rPr>
+                <w:rFonts w:ascii="Calibri" w:eastAsia="Calibri" w:hAnsi="Calibri"/>
+                <w:color w:val="0F172A"/>
+                <w:sz w:val="21"/>
+                <w:szCs w:val="21"/>
+              </w:rPr>
+              <w:t xml:space="preserve">VS Code, Cursor, IntelliJ IDEA, STS, MyEclipse, Postman, </w:t>
+            </w:r>
+            <w:proofErr w:type="spellStart"/>
+            <w:r>
+              <w:rPr>
+                <w:rFonts w:ascii="Calibri" w:eastAsia="Calibri" w:hAnsi="Calibri"/>
+                <w:color w:val="0F172A"/>
+                <w:sz w:val="21"/>
+                <w:szCs w:val="21"/>
+              </w:rPr>
+              <w:t>DBeaver</w:t>
+            </w:r>
+            <w:proofErr w:type="spellEnd"/>
+            <w:r>
+              <w:rPr>
+                <w:rFonts w:ascii="Calibri" w:eastAsia="Calibri" w:hAnsi="Calibri"/>
+                <w:color w:val="0F172A"/>
+                <w:sz w:val="21"/>
+                <w:szCs w:val="21"/>
+              </w:rPr>
+              <w:t xml:space="preserve">, </w:t>
+            </w:r>
+            <w:proofErr w:type="spellStart"/>
+            <w:r>
+              <w:rPr>
+                <w:rFonts w:ascii="Calibri" w:eastAsia="Calibri" w:hAnsi="Calibri"/>
+                <w:color w:val="0F172A"/>
+                <w:sz w:val="21"/>
+                <w:szCs w:val="21"/>
+              </w:rPr>
+              <w:t>Adminer</w:t>
+            </w:r>
+            <w:proofErr w:type="spellEnd"/>
+            <w:r>
+              <w:rPr>
+                <w:rFonts w:ascii="Calibri" w:eastAsia="Calibri" w:hAnsi="Calibri"/>
+                <w:color w:val="0F172A"/>
+                <w:sz w:val="21"/>
+                <w:szCs w:val="21"/>
+              </w:rPr>
+              <w:t xml:space="preserve">, SonarQube, </w:t>
+            </w:r>
+            <w:proofErr w:type="spellStart"/>
+            <w:r>
+              <w:rPr>
+                <w:rFonts w:ascii="Calibri" w:eastAsia="Calibri" w:hAnsi="Calibri"/>
+                <w:color w:val="0F172A"/>
+                <w:sz w:val="21"/>
+                <w:szCs w:val="21"/>
+              </w:rPr>
+              <w:t>OpenProject</w:t>
+            </w:r>
+            <w:proofErr w:type="spellEnd"/>
+            <w:r>
+              <w:rPr>
+                <w:rFonts w:ascii="Calibri" w:eastAsia="Calibri" w:hAnsi="Calibri"/>
+                <w:color w:val="0F172A"/>
+                <w:sz w:val="21"/>
+                <w:szCs w:val="21"/>
+              </w:rPr>
+              <w:t xml:space="preserve">, </w:t>
+            </w:r>
+            <w:proofErr w:type="spellStart"/>
+            <w:r>
+              <w:rPr>
+                <w:rFonts w:ascii="Calibri" w:eastAsia="Calibri" w:hAnsi="Calibri"/>
+                <w:color w:val="0F172A"/>
+                <w:sz w:val="21"/>
+                <w:szCs w:val="21"/>
+              </w:rPr>
+              <w:t>MobaXterm</w:t>
+            </w:r>
+            <w:proofErr w:type="spellEnd"/>
+            <w:r>
+              <w:rPr>
+                <w:rFonts w:ascii="Calibri" w:eastAsia="Calibri" w:hAnsi="Calibri"/>
+                <w:color w:val="0F172A"/>
+                <w:sz w:val="21"/>
+                <w:szCs w:val="21"/>
+              </w:rPr>
+              <w:t xml:space="preserve">, </w:t>
+            </w:r>
+            <w:proofErr w:type="spellStart"/>
+            <w:r>
+              <w:rPr>
+                <w:rFonts w:ascii="Calibri" w:eastAsia="Calibri" w:hAnsi="Calibri"/>
+                <w:color w:val="0F172A"/>
+                <w:sz w:val="21"/>
+                <w:szCs w:val="21"/>
+              </w:rPr>
+              <w:t>Electerm</w:t>
+            </w:r>
+            <w:proofErr w:type="spellEnd"/>
+            <w:r>
+              <w:rPr>
+                <w:rFonts w:ascii="Calibri" w:eastAsia="Calibri" w:hAnsi="Calibri"/>
+                <w:color w:val="0F172A"/>
+                <w:sz w:val="21"/>
+                <w:szCs w:val="21"/>
+              </w:rPr>
+              <w:t>, Asana, Workforce, workspace</w:t>
+            </w:r>
+          </w:p>
+        </w:tc>
+      </w:tr>
+    </w:tbl>
     <w:p>
       <w:pPr>
-        <w:spacing w:after="40"/>
-        <w:rPr>
-          <w:bCs/>
-        </w:rPr>
+        <w:spacing w:after="40" w:line="240" w:lineRule="auto"/>
+      </w:pPr>
+    </w:p>
+    <w:p>
+      <w:pPr>
+        <w:pBdr>
+          <w:bottom w:val="single" w:sz="12" w:space="1" w:color="CBD5E1"/>
+        </w:pBdr>
+        <w:spacing w:before="240" w:after="80" w:line="252" w:lineRule="auto"/>
       </w:pPr>
       <w:r>
         <w:rPr>
+          <w:rFonts w:ascii="Calibri" w:eastAsia="Calibri" w:hAnsi="Calibri"/>
           <w:b/>
-        </w:rPr>
-        <w:t xml:space="preserve">Deployment &amp; Infrastructure: </w:t>
-      </w:r>
-      <w:r>
-        <w:rPr>
-          <w:bCs/>
-        </w:rPr>
-        <w:t>Application Deployment, Linux Server Administration, Production Support, Server Migration, Infrastructure Management, Domain &amp; DNS Management, SSL Certificate Installation, Reverse Proxy Configuration</w:t>
+          <w:color w:val="0D9488"/>
+        </w:rPr>
+        <w:t>PROFESSIONAL EXPERIENCE</w:t>
       </w:r>
     </w:p>
     <w:p>
       <w:pPr>
-        <w:spacing w:after="40"/>
-      </w:pPr>
+        <w:spacing w:before="160" w:after="0" w:line="252" w:lineRule="auto"/>
+      </w:pPr>
+      <w:proofErr w:type="spellStart"/>
       <w:r>
         <w:rPr>
+          <w:rFonts w:ascii="Calibri" w:eastAsia="Calibri" w:hAnsi="Calibri"/>
           <w:b/>
-        </w:rPr>
-        <w:t xml:space="preserve">Cloud &amp; DevOps: </w:t>
+          <w:color w:val="0F172A"/>
+        </w:rPr>
+        <w:t>Tuskmelon</w:t>
       </w:r>
+      <w:proofErr w:type="spellEnd"/>
       <w:r>
         <w:rPr>
-          <w:bCs/>
-        </w:rPr>
-        <w:t>AWS EC2, Amazon S3, Amazon CloudFront, Amazon Route 53, AWS Certificate Manager (ACM), Elastic Load Balancer (ELB), AWS WAF, Nginx, PM2, Ubuntu, cPanel, GoDaddy Hosting</w:t>
+          <w:rFonts w:ascii="Calibri" w:eastAsia="Calibri" w:hAnsi="Calibri"/>
+          <w:b/>
+          <w:color w:val="0F172A"/>
+        </w:rPr>
+        <w:t xml:space="preserve"> Business </w:t>
+      </w:r>
+      <w:proofErr w:type="gramStart"/>
+      <w:r>
+        <w:rPr>
+          <w:rFonts w:ascii="Calibri" w:eastAsia="Calibri" w:hAnsi="Calibri"/>
+          <w:b/>
+          <w:color w:val="0F172A"/>
+        </w:rPr>
+        <w:t>Solutions  |</w:t>
+      </w:r>
+      <w:proofErr w:type="gramEnd"/>
+      <w:r>
+        <w:rPr>
+          <w:rFonts w:ascii="Calibri" w:eastAsia="Calibri" w:hAnsi="Calibri"/>
+          <w:b/>
+          <w:color w:val="0F172A"/>
+        </w:rPr>
+        <w:t xml:space="preserve">  Senior Full Stack Developer &amp; DevOps Engineer</w:t>
       </w:r>
     </w:p>
     <w:p>
       <w:pPr>
-        <w:spacing w:after="40"/>
-        <w:rPr>
-          <w:bCs/>
+        <w:spacing w:after="40" w:line="252" w:lineRule="auto"/>
+        <w:rPr>
+          <w:rFonts w:ascii="Calibri" w:eastAsia="Calibri" w:hAnsi="Calibri"/>
+          <w:i/>
+          <w:iCs/>
+          <w:color w:val="475569"/>
+          <w:sz w:val="20"/>
         </w:rPr>
       </w:pPr>
       <w:r>
         <w:rPr>
-          <w:b/>
-        </w:rPr>
-        <w:t xml:space="preserve">Frontend: </w:t>
+          <w:rFonts w:ascii="Calibri" w:eastAsia="Calibri" w:hAnsi="Calibri"/>
+          <w:i/>
+          <w:iCs/>
+          <w:color w:val="475569"/>
+          <w:sz w:val="20"/>
+        </w:rPr>
+        <w:t xml:space="preserve">Sep 2023 – </w:t>
       </w:r>
+      <w:proofErr w:type="gramStart"/>
       <w:r>
         <w:rPr>
-          <w:bCs/>
-        </w:rPr>
-        <w:t>React.js, Next.js, HTML5, CSS3, JavaScript (ES6+), Tailwind CSS, JSP, AJAX</w:t>
+          <w:rFonts w:ascii="Calibri" w:eastAsia="Calibri" w:hAnsi="Calibri"/>
+          <w:i/>
+          <w:iCs/>
+          <w:color w:val="475569"/>
+          <w:sz w:val="20"/>
+        </w:rPr>
+        <w:t>Present  |</w:t>
+      </w:r>
+      <w:proofErr w:type="gramEnd"/>
+      <w:r>
+        <w:rPr>
+          <w:rFonts w:ascii="Calibri" w:eastAsia="Calibri" w:hAnsi="Calibri"/>
+          <w:i/>
+          <w:iCs/>
+          <w:color w:val="475569"/>
+          <w:sz w:val="20"/>
+        </w:rPr>
+        <w:t xml:space="preserve">  Chennai</w:t>
       </w:r>
     </w:p>
     <w:p>
       <w:pPr>
-        <w:spacing w:after="40"/>
-        <w:rPr>
-          <w:bCs/>
+        <w:spacing w:after="40" w:line="252" w:lineRule="auto"/>
+      </w:pPr>
+    </w:p>
+    <w:p>
+      <w:pPr>
+        <w:pStyle w:val="ListBullet"/>
+        <w:spacing w:after="20" w:line="259" w:lineRule="auto"/>
+        <w:rPr>
+          <w:sz w:val="21"/>
+          <w:szCs w:val="21"/>
         </w:rPr>
       </w:pPr>
       <w:r>
         <w:rPr>
-          <w:b/>
-        </w:rPr>
-        <w:t xml:space="preserve">Backend: </w:t>
+          <w:rFonts w:ascii="Calibri" w:eastAsia="Calibri" w:hAnsi="Calibri"/>
+          <w:color w:val="0F172A"/>
+          <w:sz w:val="21"/>
+          <w:szCs w:val="21"/>
+        </w:rPr>
+        <w:t xml:space="preserve">Develop and deploy full-stack applications using React.js, Next.js, Node.js, PHP, and </w:t>
       </w:r>
+      <w:proofErr w:type="spellStart"/>
       <w:r>
         <w:rPr>
-          <w:bCs/>
-        </w:rPr>
-        <w:t>Node.js, Java, Core Java, J2EE, Spring Boot, Hibernate, Struts, REST APIs, JSON, JDBC</w:t>
+          <w:rFonts w:ascii="Calibri" w:eastAsia="Calibri" w:hAnsi="Calibri"/>
+          <w:color w:val="0F172A"/>
+          <w:sz w:val="21"/>
+          <w:szCs w:val="21"/>
+        </w:rPr>
+        <w:t>Strapi</w:t>
+      </w:r>
+      <w:proofErr w:type="spellEnd"/>
+      <w:r>
+        <w:rPr>
+          <w:rFonts w:ascii="Calibri" w:eastAsia="Calibri" w:hAnsi="Calibri"/>
+          <w:color w:val="0F172A"/>
+          <w:sz w:val="21"/>
+          <w:szCs w:val="21"/>
+        </w:rPr>
+        <w:t>.</w:t>
       </w:r>
     </w:p>
     <w:p>
       <w:pPr>
-        <w:spacing w:after="40"/>
+        <w:pStyle w:val="ListBullet"/>
+        <w:spacing w:after="20" w:line="259" w:lineRule="auto"/>
+        <w:rPr>
+          <w:sz w:val="21"/>
+          <w:szCs w:val="21"/>
+        </w:rPr>
       </w:pPr>
       <w:r>
         <w:rPr>
-          <w:b/>
-        </w:rPr>
-        <w:t xml:space="preserve">Databases: </w:t>
+          <w:rFonts w:ascii="Calibri" w:eastAsia="Calibri" w:hAnsi="Calibri"/>
+          <w:color w:val="0F172A"/>
+          <w:sz w:val="21"/>
+          <w:szCs w:val="21"/>
+        </w:rPr>
+        <w:t xml:space="preserve">Provision and maintain AWS EC2, Amazon </w:t>
       </w:r>
+      <w:proofErr w:type="spellStart"/>
       <w:r>
         <w:rPr>
-          <w:bCs/>
-        </w:rPr>
-        <w:t>MySQL, PostgreSQL, Oracle Database</w:t>
+          <w:rFonts w:ascii="Calibri" w:eastAsia="Calibri" w:hAnsi="Calibri"/>
+          <w:color w:val="0F172A"/>
+          <w:sz w:val="21"/>
+          <w:szCs w:val="21"/>
+        </w:rPr>
+        <w:t>Lightsail</w:t>
+      </w:r>
+      <w:proofErr w:type="spellEnd"/>
+      <w:r>
+        <w:rPr>
+          <w:rFonts w:ascii="Calibri" w:eastAsia="Calibri" w:hAnsi="Calibri"/>
+          <w:color w:val="0F172A"/>
+          <w:sz w:val="21"/>
+          <w:szCs w:val="21"/>
+        </w:rPr>
+        <w:t>, GoDaddy, cPanel, and CWP environments, including SSL and domain configuration.</w:t>
       </w:r>
     </w:p>
     <w:p>
       <w:pPr>
-        <w:spacing w:after="40"/>
+        <w:pStyle w:val="ListBullet"/>
+        <w:spacing w:after="20" w:line="259" w:lineRule="auto"/>
+        <w:rPr>
+          <w:sz w:val="21"/>
+          <w:szCs w:val="21"/>
+        </w:rPr>
       </w:pPr>
       <w:r>
         <w:rPr>
-          <w:b/>
-        </w:rPr>
-        <w:t xml:space="preserve">Version Control: </w:t>
-      </w:r>
-      <w:r>
-        <w:rPr>
-          <w:bCs/>
-        </w:rPr>
-        <w:t>Git, GitHub</w:t>
+          <w:rFonts w:ascii="Calibri" w:eastAsia="Calibri" w:hAnsi="Calibri"/>
+          <w:color w:val="0F172A"/>
+          <w:sz w:val="21"/>
+          <w:szCs w:val="21"/>
+        </w:rPr>
+        <w:t>Manage Nginx + PM2 deployments, AWS Certificate Manager (ACM), and DNS via Route 53 and GoDaddy.</w:t>
       </w:r>
     </w:p>
     <w:p>
       <w:pPr>
-        <w:spacing w:after="40"/>
-        <w:rPr>
-          <w:bCs/>
+        <w:pStyle w:val="ListBullet"/>
+        <w:spacing w:after="20" w:line="259" w:lineRule="auto"/>
+        <w:rPr>
+          <w:sz w:val="21"/>
+          <w:szCs w:val="21"/>
         </w:rPr>
       </w:pPr>
       <w:r>
         <w:rPr>
+          <w:rFonts w:ascii="Calibri" w:eastAsia="Calibri" w:hAnsi="Calibri"/>
+          <w:color w:val="0F172A"/>
+          <w:sz w:val="21"/>
+          <w:szCs w:val="21"/>
+        </w:rPr>
+        <w:t>Handle multi-environment server configuration, logging, and production troubleshooting for banking, healthcare, and enterprise clients.</w:t>
+      </w:r>
+    </w:p>
+    <w:p>
+      <w:pPr>
+        <w:spacing w:before="60" w:after="20" w:line="252" w:lineRule="auto"/>
+        <w:rPr>
+          <w:rFonts w:ascii="Calibri" w:eastAsia="Calibri" w:hAnsi="Calibri"/>
           <w:b/>
         </w:rPr>
-        <w:t xml:space="preserve">Tools &amp; IDEs: </w:t>
+      </w:pPr>
+      <w:r>
+        <w:rPr>
+          <w:rFonts w:ascii="Calibri" w:eastAsia="Calibri" w:hAnsi="Calibri"/>
+          <w:b/>
+        </w:rPr>
+        <w:t>Key Projects:</w:t>
       </w:r>
+    </w:p>
+    <w:p>
+      <w:pPr>
+        <w:spacing w:before="60" w:after="20" w:line="252" w:lineRule="auto"/>
+        <w:rPr>
+          <w:color w:val="10B8A8"/>
+        </w:rPr>
+      </w:pPr>
+    </w:p>
+    <w:p>
+      <w:pPr>
+        <w:pStyle w:val="ListBullet"/>
+        <w:spacing w:after="20" w:line="259" w:lineRule="auto"/>
+        <w:rPr>
+          <w:sz w:val="21"/>
+          <w:szCs w:val="21"/>
+        </w:rPr>
+      </w:pPr>
       <w:r>
         <w:rPr>
-          <w:bCs/>
-        </w:rPr>
-        <w:t xml:space="preserve">VS Code, Cursor, IntelliJ IDEA, Spring Tool Suite (STS), MyEclipse, Postman, </w:t>
+          <w:rFonts w:ascii="Calibri" w:eastAsia="Calibri" w:hAnsi="Calibri"/>
+          <w:color w:val="0F172A"/>
+          <w:sz w:val="21"/>
+          <w:szCs w:val="21"/>
+        </w:rPr>
+        <w:t xml:space="preserve">RHFL (Repco Home) — Next.js frontend and </w:t>
       </w:r>
       <w:proofErr w:type="spellStart"/>
       <w:r>
         <w:rPr>
+          <w:rFonts w:ascii="Calibri" w:eastAsia="Calibri" w:hAnsi="Calibri"/>
+          <w:color w:val="0F172A"/>
+          <w:sz w:val="21"/>
+          <w:szCs w:val="21"/>
+        </w:rPr>
+        <w:t>Strapi</w:t>
+      </w:r>
+      <w:proofErr w:type="spellEnd"/>
+      <w:r>
+        <w:rPr>
+          <w:rFonts w:ascii="Calibri" w:eastAsia="Calibri" w:hAnsi="Calibri"/>
+          <w:color w:val="0F172A"/>
+          <w:sz w:val="21"/>
+          <w:szCs w:val="21"/>
+        </w:rPr>
+        <w:t xml:space="preserve"> + MySQL backend deployed on Linux.</w:t>
+      </w:r>
+    </w:p>
+    <w:p>
+      <w:pPr>
+        <w:pStyle w:val="ListBullet"/>
+        <w:spacing w:after="20" w:line="259" w:lineRule="auto"/>
+        <w:rPr>
+          <w:sz w:val="21"/>
+          <w:szCs w:val="21"/>
+        </w:rPr>
+      </w:pPr>
+      <w:r>
+        <w:rPr>
+          <w:rFonts w:ascii="Calibri" w:eastAsia="Calibri" w:hAnsi="Calibri"/>
+          <w:color w:val="0F172A"/>
+          <w:sz w:val="21"/>
+          <w:szCs w:val="21"/>
+        </w:rPr>
+        <w:t xml:space="preserve">Equitas Gurukul — Next.js frontend/admin with </w:t>
+      </w:r>
+      <w:proofErr w:type="spellStart"/>
+      <w:r>
+        <w:rPr>
+          <w:rFonts w:ascii="Calibri" w:eastAsia="Calibri" w:hAnsi="Calibri"/>
+          <w:color w:val="0F172A"/>
+          <w:sz w:val="21"/>
+          <w:szCs w:val="21"/>
+        </w:rPr>
+        <w:t>Strapi</w:t>
+      </w:r>
+      <w:proofErr w:type="spellEnd"/>
+      <w:r>
+        <w:rPr>
+          <w:rFonts w:ascii="Calibri" w:eastAsia="Calibri" w:hAnsi="Calibri"/>
+          <w:color w:val="0F172A"/>
+          <w:sz w:val="21"/>
+          <w:szCs w:val="21"/>
+        </w:rPr>
+        <w:t xml:space="preserve"> + MySQL; deployed on EC2 (Ubuntu).</w:t>
+      </w:r>
+    </w:p>
+    <w:p>
+      <w:pPr>
+        <w:pStyle w:val="ListBullet"/>
+        <w:spacing w:after="20" w:line="259" w:lineRule="auto"/>
+        <w:rPr>
+          <w:sz w:val="21"/>
+          <w:szCs w:val="21"/>
+        </w:rPr>
+      </w:pPr>
+      <w:proofErr w:type="spellStart"/>
+      <w:r>
+        <w:rPr>
+          <w:rFonts w:ascii="Calibri" w:eastAsia="Calibri" w:hAnsi="Calibri"/>
+          <w:color w:val="0F172A"/>
+          <w:sz w:val="21"/>
+          <w:szCs w:val="21"/>
+        </w:rPr>
+        <w:t>Medall</w:t>
+      </w:r>
+      <w:proofErr w:type="spellEnd"/>
+      <w:r>
+        <w:rPr>
+          <w:rFonts w:ascii="Calibri" w:eastAsia="Calibri" w:hAnsi="Calibri"/>
+          <w:color w:val="0F172A"/>
+          <w:sz w:val="21"/>
+          <w:szCs w:val="21"/>
+        </w:rPr>
+        <w:t xml:space="preserve"> Healthcare — Next.js frontend and Node.js + MongoDB backend on EC2 (Ubuntu).</w:t>
+      </w:r>
+    </w:p>
+    <w:p>
+      <w:pPr>
+        <w:pStyle w:val="ListBullet"/>
+        <w:spacing w:after="20" w:line="259" w:lineRule="auto"/>
+        <w:rPr>
+          <w:sz w:val="21"/>
+          <w:szCs w:val="21"/>
+        </w:rPr>
+      </w:pPr>
+      <w:r>
+        <w:rPr>
+          <w:rFonts w:ascii="Calibri" w:eastAsia="Calibri" w:hAnsi="Calibri"/>
+          <w:color w:val="0F172A"/>
+          <w:sz w:val="21"/>
+          <w:szCs w:val="21"/>
+        </w:rPr>
+        <w:t>City Union Bank (GMB) — React.js + Node.js + MySQL; EC2 deployment with GoDaddy domain.</w:t>
+      </w:r>
+    </w:p>
+    <w:p>
+      <w:pPr>
+        <w:pStyle w:val="ListBullet"/>
+        <w:spacing w:after="20" w:line="259" w:lineRule="auto"/>
+        <w:rPr>
+          <w:sz w:val="21"/>
+          <w:szCs w:val="21"/>
+        </w:rPr>
+      </w:pPr>
+      <w:r>
+        <w:rPr>
+          <w:rFonts w:ascii="Calibri" w:eastAsia="Calibri" w:hAnsi="Calibri"/>
+          <w:color w:val="0F172A"/>
+          <w:sz w:val="21"/>
+          <w:szCs w:val="21"/>
+        </w:rPr>
+        <w:t xml:space="preserve">Equitas Locate — Next.js + </w:t>
+      </w:r>
+      <w:proofErr w:type="spellStart"/>
+      <w:r>
+        <w:rPr>
+          <w:rFonts w:ascii="Calibri" w:eastAsia="Calibri" w:hAnsi="Calibri"/>
+          <w:color w:val="0F172A"/>
+          <w:sz w:val="21"/>
+          <w:szCs w:val="21"/>
+        </w:rPr>
+        <w:t>Strapi</w:t>
+      </w:r>
+      <w:proofErr w:type="spellEnd"/>
+      <w:r>
+        <w:rPr>
+          <w:rFonts w:ascii="Calibri" w:eastAsia="Calibri" w:hAnsi="Calibri"/>
+          <w:color w:val="0F172A"/>
+          <w:sz w:val="21"/>
+          <w:szCs w:val="21"/>
+        </w:rPr>
+        <w:t xml:space="preserve"> + MySQL on AWS with WAF, Load Balancer, ACM, Security Groups, Nginx, and PM2.</w:t>
+      </w:r>
+    </w:p>
+    <w:p>
+      <w:pPr>
+        <w:pStyle w:val="ListBullet"/>
+        <w:spacing w:after="20" w:line="259" w:lineRule="auto"/>
+        <w:rPr>
+          <w:sz w:val="21"/>
+          <w:szCs w:val="21"/>
+        </w:rPr>
+      </w:pPr>
+      <w:r>
+        <w:rPr>
+          <w:rFonts w:ascii="Calibri" w:eastAsia="Calibri" w:hAnsi="Calibri"/>
+          <w:color w:val="0F172A"/>
+          <w:sz w:val="21"/>
+          <w:szCs w:val="21"/>
+        </w:rPr>
+        <w:t>Repco Bank &amp; Repco Bank (GMB) — PHP/cPanel website and React/Node.js GMB stack on Ubuntu/EC2.</w:t>
+      </w:r>
+    </w:p>
+    <w:p>
+      <w:pPr>
+        <w:pStyle w:val="ListBullet"/>
+        <w:spacing w:after="20" w:line="259" w:lineRule="auto"/>
+        <w:rPr>
+          <w:sz w:val="21"/>
+          <w:szCs w:val="21"/>
+        </w:rPr>
+      </w:pPr>
+      <w:r>
+        <w:rPr>
+          <w:rFonts w:ascii="Calibri" w:eastAsia="Calibri" w:hAnsi="Calibri"/>
+          <w:color w:val="0F172A"/>
+          <w:sz w:val="21"/>
+          <w:szCs w:val="21"/>
+        </w:rPr>
+        <w:t xml:space="preserve">Internal platforms (Workforce, Workspace, </w:t>
+      </w:r>
+      <w:proofErr w:type="spellStart"/>
+      <w:r>
+        <w:rPr>
+          <w:rFonts w:ascii="Calibri" w:eastAsia="Calibri" w:hAnsi="Calibri"/>
+          <w:color w:val="0F172A"/>
+          <w:sz w:val="21"/>
+          <w:szCs w:val="21"/>
+        </w:rPr>
+        <w:t>TuskQR</w:t>
+      </w:r>
+      <w:proofErr w:type="spellEnd"/>
+      <w:r>
+        <w:rPr>
+          <w:rFonts w:ascii="Calibri" w:eastAsia="Calibri" w:hAnsi="Calibri"/>
+          <w:color w:val="0F172A"/>
+          <w:sz w:val="21"/>
+          <w:szCs w:val="21"/>
+        </w:rPr>
+        <w:t xml:space="preserve">, Tusk Cloud, Social Media Manager) — Next.js/React/Node.js + MySQL on EC2 and </w:t>
+      </w:r>
+      <w:proofErr w:type="spellStart"/>
+      <w:r>
+        <w:rPr>
+          <w:rFonts w:ascii="Calibri" w:eastAsia="Calibri" w:hAnsi="Calibri"/>
+          <w:color w:val="0F172A"/>
+          <w:sz w:val="21"/>
+          <w:szCs w:val="21"/>
+        </w:rPr>
+        <w:t>Lightsail</w:t>
+      </w:r>
+      <w:proofErr w:type="spellEnd"/>
+      <w:r>
+        <w:rPr>
+          <w:rFonts w:ascii="Calibri" w:eastAsia="Calibri" w:hAnsi="Calibri"/>
+          <w:color w:val="0F172A"/>
+          <w:sz w:val="21"/>
+          <w:szCs w:val="21"/>
+        </w:rPr>
+        <w:t>.</w:t>
+      </w:r>
+    </w:p>
+    <w:p>
+      <w:pPr>
+        <w:pStyle w:val="ListBullet"/>
+        <w:spacing w:after="20" w:line="259" w:lineRule="auto"/>
+        <w:rPr>
+          <w:sz w:val="21"/>
+          <w:szCs w:val="21"/>
+        </w:rPr>
+      </w:pPr>
+      <w:proofErr w:type="spellStart"/>
+      <w:r>
+        <w:rPr>
+          <w:rFonts w:ascii="Calibri" w:eastAsia="Calibri" w:hAnsi="Calibri"/>
+          <w:color w:val="0F172A"/>
+          <w:sz w:val="21"/>
+          <w:szCs w:val="21"/>
+        </w:rPr>
+        <w:lastRenderedPageBreak/>
+        <w:t>Uniscan</w:t>
+      </w:r>
+      <w:proofErr w:type="spellEnd"/>
+      <w:r>
+        <w:rPr>
+          <w:rFonts w:ascii="Calibri" w:eastAsia="Calibri" w:hAnsi="Calibri"/>
+          <w:color w:val="0F172A"/>
+          <w:sz w:val="21"/>
+          <w:szCs w:val="21"/>
+        </w:rPr>
+        <w:t xml:space="preserve"> — Admin panel and website forms developed and deployed on Ubuntu; </w:t>
+      </w:r>
+    </w:p>
+    <w:p>
+      <w:pPr>
+        <w:pStyle w:val="ListBullet"/>
+        <w:spacing w:after="20" w:line="259" w:lineRule="auto"/>
+        <w:rPr>
+          <w:sz w:val="21"/>
+          <w:szCs w:val="21"/>
+        </w:rPr>
+      </w:pPr>
+      <w:r>
+        <w:rPr>
+          <w:rFonts w:ascii="Calibri" w:eastAsia="Calibri" w:hAnsi="Calibri"/>
+          <w:color w:val="0F172A"/>
+          <w:sz w:val="21"/>
+          <w:szCs w:val="21"/>
+        </w:rPr>
+        <w:t>ongoing production support for Unico, RHFL, Equitas, CUB, and Repco applications.</w:t>
+      </w:r>
+    </w:p>
+    <w:p>
+      <w:pPr>
+        <w:spacing w:before="160" w:after="0" w:line="252" w:lineRule="auto"/>
+        <w:rPr>
+          <w:rFonts w:ascii="Calibri" w:eastAsia="Calibri" w:hAnsi="Calibri"/>
           <w:bCs/>
+          <w:i/>
+          <w:iCs/>
+          <w:color w:val="475569"/>
+          <w:sz w:val="20"/>
+          <w:szCs w:val="20"/>
+        </w:rPr>
+      </w:pPr>
+      <w:r>
+        <w:rPr>
+          <w:rFonts w:ascii="Calibri" w:eastAsia="Calibri" w:hAnsi="Calibri"/>
+          <w:bCs/>
+          <w:i/>
+          <w:iCs/>
+          <w:color w:val="475569"/>
+          <w:sz w:val="20"/>
+          <w:szCs w:val="20"/>
+        </w:rPr>
+        <w:t xml:space="preserve">Skills: React.js, Node.js, Next.js, MySQL, Tailwind CSS, CSS, Ubuntu, DevOps, Amazon EC2, Amazon CloudFront, Amazon S3, Amazon Route 53, Elastic Load Balancing, Nginx, PM2, GoDaddy, Web Hosting, GitHub, Git, cPanel, Core Java, Postman, VS Code, </w:t>
+      </w:r>
+      <w:proofErr w:type="spellStart"/>
+      <w:r>
+        <w:rPr>
+          <w:rFonts w:ascii="Calibri" w:eastAsia="Calibri" w:hAnsi="Calibri"/>
+          <w:bCs/>
+          <w:i/>
+          <w:iCs/>
+          <w:color w:val="475569"/>
+          <w:sz w:val="20"/>
+          <w:szCs w:val="20"/>
         </w:rPr>
         <w:t>DBeaver</w:t>
       </w:r>
       <w:proofErr w:type="spellEnd"/>
       <w:r>
         <w:rPr>
+          <w:rFonts w:ascii="Calibri" w:eastAsia="Calibri" w:hAnsi="Calibri"/>
           <w:bCs/>
+          <w:i/>
+          <w:iCs/>
+          <w:color w:val="475569"/>
+          <w:sz w:val="20"/>
+          <w:szCs w:val="20"/>
         </w:rPr>
         <w:t xml:space="preserve">, </w:t>
       </w:r>
       <w:proofErr w:type="spellStart"/>
       <w:r>
         <w:rPr>
+          <w:rFonts w:ascii="Calibri" w:eastAsia="Calibri" w:hAnsi="Calibri"/>
           <w:bCs/>
+          <w:i/>
+          <w:iCs/>
+          <w:color w:val="475569"/>
+          <w:sz w:val="20"/>
+          <w:szCs w:val="20"/>
         </w:rPr>
         <w:t>Adminer</w:t>
       </w:r>
       <w:proofErr w:type="spellEnd"/>
       <w:r>
         <w:rPr>
+          <w:rFonts w:ascii="Calibri" w:eastAsia="Calibri" w:hAnsi="Calibri"/>
           <w:bCs/>
-        </w:rPr>
-        <w:t xml:space="preserve">, SonarQube, </w:t>
+          <w:i/>
+          <w:iCs/>
+          <w:color w:val="475569"/>
+          <w:sz w:val="20"/>
+          <w:szCs w:val="20"/>
+        </w:rPr>
+        <w:t xml:space="preserve">, Cursor, </w:t>
       </w:r>
       <w:proofErr w:type="spellStart"/>
       <w:r>
         <w:rPr>
+          <w:rFonts w:ascii="Calibri" w:eastAsia="Calibri" w:hAnsi="Calibri"/>
           <w:bCs/>
-        </w:rPr>
-        <w:t>OpenProject</w:t>
+          <w:i/>
+          <w:iCs/>
+          <w:color w:val="475569"/>
+          <w:sz w:val="20"/>
+          <w:szCs w:val="20"/>
+        </w:rPr>
+        <w:t>MobaXterm</w:t>
       </w:r>
       <w:proofErr w:type="spellEnd"/>
       <w:r>
         <w:rPr>
+          <w:rFonts w:ascii="Calibri" w:eastAsia="Calibri" w:hAnsi="Calibri"/>
           <w:bCs/>
+          <w:i/>
+          <w:iCs/>
+          <w:color w:val="475569"/>
+          <w:sz w:val="20"/>
+          <w:szCs w:val="20"/>
         </w:rPr>
         <w:t xml:space="preserve">, </w:t>
       </w:r>
       <w:proofErr w:type="spellStart"/>
       <w:r>
         <w:rPr>
+          <w:rFonts w:ascii="Calibri" w:eastAsia="Calibri" w:hAnsi="Calibri"/>
           <w:bCs/>
-        </w:rPr>
-        <w:t>MobaXterm</w:t>
-      </w:r>
-      <w:proofErr w:type="spellEnd"/>
-      <w:r>
-        <w:rPr>
-          <w:bCs/>
-        </w:rPr>
-        <w:t xml:space="preserve">, </w:t>
-      </w:r>
-      <w:proofErr w:type="spellStart"/>
-      <w:r>
-        <w:rPr>
-          <w:bCs/>
-        </w:rPr>
-        <w:t>Electerm</w:t>
-      </w:r>
-      <w:proofErr w:type="spellEnd"/>
-    </w:p>
-    <w:p>
-      <w:pPr>
-        <w:spacing w:after="40"/>
-        <w:rPr>
-          <w:bCs/>
-        </w:rPr>
-      </w:pPr>
-      <w:r>
-        <w:rPr>
-          <w:b/>
-        </w:rPr>
-        <w:t xml:space="preserve">Project Management &amp; Business Tools: </w:t>
-      </w:r>
-      <w:r>
-        <w:rPr>
-          <w:bCs/>
-        </w:rPr>
-        <w:t xml:space="preserve">Asana, Workforce, </w:t>
-      </w:r>
-      <w:proofErr w:type="spellStart"/>
-      <w:r>
-        <w:rPr>
-          <w:bCs/>
-        </w:rPr>
-        <w:t>Workcloud</w:t>
-      </w:r>
-      <w:proofErr w:type="spellEnd"/>
-      <w:r>
-        <w:rPr>
-          <w:bCs/>
-        </w:rPr>
-        <w:t>, SOS</w:t>
-      </w:r>
-    </w:p>
-    <w:p>
-      <w:pPr>
-        <w:spacing w:before="240" w:after="80"/>
-      </w:pPr>
-      <w:r>
-        <w:rPr>
-          <w:b/>
-          <w:color w:val="0D9488"/>
-          <w:sz w:val="22"/>
-        </w:rPr>
-        <w:t>PROFESSIONAL EXPERIENCE</w:t>
-      </w:r>
-    </w:p>
-    <w:p>
-      <w:pPr>
-        <w:spacing w:before="160"/>
-      </w:pPr>
-      <w:proofErr w:type="spellStart"/>
-      <w:r>
-        <w:rPr>
-          <w:b/>
-          <w:sz w:val="21"/>
-        </w:rPr>
-        <w:t>Tuskmelon</w:t>
-      </w:r>
-      <w:proofErr w:type="spellEnd"/>
-      <w:r>
-        <w:rPr>
-          <w:b/>
-          <w:sz w:val="21"/>
-        </w:rPr>
-        <w:t xml:space="preserve"> Business </w:t>
-      </w:r>
-      <w:proofErr w:type="gramStart"/>
-      <w:r>
-        <w:rPr>
-          <w:b/>
-          <w:sz w:val="21"/>
-        </w:rPr>
-        <w:t>Solutions  |</w:t>
-      </w:r>
-      <w:proofErr w:type="gramEnd"/>
-      <w:r>
-        <w:rPr>
-          <w:b/>
-          <w:sz w:val="21"/>
-        </w:rPr>
-        <w:t xml:space="preserve">  Full Stack Developer + DevOps Engineer</w:t>
-      </w:r>
-    </w:p>
-    <w:p>
-      <w:r>
-        <w:rPr>
           <w:i/>
-          <w:color w:val="64748B"/>
-          <w:sz w:val="19"/>
-        </w:rPr>
-        <w:t xml:space="preserve">Sep 2023 – </w:t>
-      </w:r>
-      <w:proofErr w:type="gramStart"/>
-      <w:r>
-        <w:rPr>
-          <w:i/>
-          <w:color w:val="64748B"/>
-          <w:sz w:val="19"/>
-        </w:rPr>
-        <w:t>Present  |</w:t>
-      </w:r>
-      <w:proofErr w:type="gramEnd"/>
-      <w:r>
-        <w:rPr>
-          <w:i/>
-          <w:color w:val="64748B"/>
-          <w:sz w:val="19"/>
-        </w:rPr>
-        <w:t xml:space="preserve">  Chennai</w:t>
-      </w:r>
-    </w:p>
-    <w:p>
-      <w:pPr>
-        <w:pStyle w:val="ListBullet"/>
-        <w:spacing w:after="40"/>
-      </w:pPr>
-      <w:r>
-        <w:t>Developed and deployed full-stack applications using React.js, Next.js, and Node.js.</w:t>
-      </w:r>
-    </w:p>
-    <w:p>
-      <w:pPr>
-        <w:pStyle w:val="ListBullet"/>
-        <w:spacing w:after="40"/>
-      </w:pPr>
-      <w:r>
-        <w:t>Provisioned and maintained AWS EC2, GoDaddy cPanel hosting, and domain setups.</w:t>
-      </w:r>
-    </w:p>
-    <w:p>
-      <w:pPr>
-        <w:pStyle w:val="ListBullet"/>
-        <w:spacing w:after="40"/>
-      </w:pPr>
-      <w:r>
-        <w:t>Managed Nginx + PM2-based deployments, SSL (ACM), and DNS (Route 53, GoDaddy).</w:t>
-      </w:r>
-    </w:p>
-    <w:p>
-      <w:pPr>
-        <w:pStyle w:val="ListBullet"/>
-        <w:spacing w:after="40"/>
-      </w:pPr>
-      <w:r>
-        <w:t>Handled multi-environment server configurations, logging, and troubleshooting.</w:t>
-      </w:r>
-    </w:p>
-    <w:p>
-      <w:r>
-        <w:rPr>
-          <w:b/>
-        </w:rPr>
-        <w:t>Key Projects:</w:t>
-      </w:r>
-    </w:p>
-    <w:p>
-      <w:pPr>
-        <w:pStyle w:val="ListBullet"/>
-        <w:spacing w:after="40"/>
-      </w:pPr>
-      <w:r>
-        <w:t>RHFL (Repco Home) — Frontend on cPanel, Backend on EC2 with GoDaddy domain.</w:t>
-      </w:r>
-    </w:p>
-    <w:p>
-      <w:pPr>
-        <w:pStyle w:val="ListBullet"/>
-        <w:spacing w:after="40"/>
-      </w:pPr>
-      <w:r>
-        <w:t>Equitas Gurukul — Admin panel and GoDaddy hosting setup.</w:t>
-      </w:r>
-    </w:p>
-    <w:p>
-      <w:pPr>
-        <w:pStyle w:val="ListBullet"/>
-        <w:spacing w:after="40"/>
-      </w:pPr>
-      <w:proofErr w:type="spellStart"/>
-      <w:r>
-        <w:t>Medall</w:t>
-      </w:r>
-      <w:proofErr w:type="spellEnd"/>
-      <w:r>
-        <w:t xml:space="preserve"> Healthcare — Frontend EC2 deployment and backend maintenance.</w:t>
-      </w:r>
-    </w:p>
-    <w:p>
-      <w:pPr>
-        <w:pStyle w:val="ListBullet"/>
-        <w:spacing w:after="40"/>
-      </w:pPr>
-      <w:r>
-        <w:t>City Union Bank (GMB) — EC2 deployment, GoDaddy domain, lead project support.</w:t>
-      </w:r>
-    </w:p>
-    <w:p>
-      <w:pPr>
-        <w:pStyle w:val="ListBullet"/>
-        <w:spacing w:after="40"/>
-      </w:pPr>
-      <w:r>
-        <w:t>Equitas Locate — AWS deployment with WAF, Load Balancer, ACM, Security Groups, Nginx, PM2.</w:t>
-      </w:r>
-    </w:p>
-    <w:p>
-      <w:pPr>
-        <w:pStyle w:val="ListBullet"/>
-        <w:spacing w:after="40"/>
-      </w:pPr>
-      <w:r>
-        <w:t>Social Media Manager (Internal) — Built with Next.js.</w:t>
-      </w:r>
-    </w:p>
-    <w:p>
-      <w:pPr>
-        <w:pStyle w:val="ListBullet"/>
-        <w:spacing w:after="40"/>
-      </w:pPr>
-      <w:r>
-        <w:t>Repco Bank — Website translation, bug fixing, and cPanel deployment.</w:t>
-      </w:r>
-    </w:p>
-    <w:p>
-      <w:pPr>
-        <w:pStyle w:val="ListBullet"/>
-        <w:spacing w:after="40"/>
-      </w:pPr>
-      <w:r>
-        <w:lastRenderedPageBreak/>
-        <w:t xml:space="preserve">Workforce, Workspace, </w:t>
-      </w:r>
-      <w:proofErr w:type="spellStart"/>
-      <w:r>
-        <w:t>TuskQR</w:t>
-      </w:r>
-      <w:proofErr w:type="spellEnd"/>
-      <w:r>
-        <w:t>, Tusk Cloud — End-to-end deployment and server administration.</w:t>
-      </w:r>
-    </w:p>
-    <w:p>
-      <w:r>
-        <w:rPr>
-          <w:i/>
-          <w:color w:val="64748B"/>
-          <w:sz w:val="18"/>
-        </w:rPr>
-        <w:t xml:space="preserve">Skills: React.js, Node.js, Next.js, MySQL, Tailwind CSS, CSS, Ubuntu, DevOps, Amazon EC2, Amazon CloudFront, Amazon S3, Amazon Route 53, Elastic Load Balancing, Nginx, PM2, GoDaddy, Web Hosting, GitHub, Git, cPanel, Core Java, Postman, VS Code, </w:t>
-      </w:r>
-      <w:proofErr w:type="spellStart"/>
-      <w:r>
-        <w:rPr>
-          <w:i/>
-          <w:color w:val="64748B"/>
-          <w:sz w:val="18"/>
-        </w:rPr>
-        <w:t>DBeaver</w:t>
-      </w:r>
-      <w:proofErr w:type="spellEnd"/>
-      <w:r>
-        <w:rPr>
-          <w:i/>
-          <w:color w:val="64748B"/>
-          <w:sz w:val="18"/>
-        </w:rPr>
-        <w:t xml:space="preserve">, </w:t>
-      </w:r>
-      <w:proofErr w:type="spellStart"/>
-      <w:r>
-        <w:rPr>
-          <w:i/>
-          <w:color w:val="64748B"/>
-          <w:sz w:val="18"/>
-        </w:rPr>
-        <w:t>Adminer</w:t>
-      </w:r>
-      <w:proofErr w:type="spellEnd"/>
-      <w:r>
-        <w:rPr>
-          <w:i/>
-          <w:color w:val="64748B"/>
-          <w:sz w:val="18"/>
-        </w:rPr>
-        <w:t xml:space="preserve">, Cursor, </w:t>
-      </w:r>
-      <w:proofErr w:type="spellStart"/>
-      <w:r>
-        <w:rPr>
-          <w:i/>
-          <w:color w:val="64748B"/>
-          <w:sz w:val="18"/>
-        </w:rPr>
-        <w:t>MobaXterm</w:t>
-      </w:r>
-      <w:proofErr w:type="spellEnd"/>
-      <w:r>
-        <w:rPr>
-          <w:i/>
-          <w:color w:val="64748B"/>
-          <w:sz w:val="18"/>
-        </w:rPr>
-        <w:t xml:space="preserve">, </w:t>
-      </w:r>
-      <w:proofErr w:type="spellStart"/>
-      <w:r>
-        <w:rPr>
-          <w:i/>
-          <w:color w:val="64748B"/>
-          <w:sz w:val="18"/>
+          <w:iCs/>
+          <w:color w:val="475569"/>
+          <w:sz w:val="20"/>
+          <w:szCs w:val="20"/>
         </w:rPr>
         <w:t>Electerm</w:t>
       </w:r>
       <w:proofErr w:type="spellEnd"/>
       <w:r>
         <w:rPr>
+          <w:rFonts w:ascii="Calibri" w:eastAsia="Calibri" w:hAnsi="Calibri"/>
+          <w:bCs/>
           <w:i/>
-          <w:color w:val="64748B"/>
-          <w:sz w:val="18"/>
+          <w:iCs/>
+          <w:color w:val="475569"/>
+          <w:sz w:val="20"/>
+          <w:szCs w:val="20"/>
         </w:rPr>
         <w:t xml:space="preserve">, Asana, Workforce, </w:t>
       </w:r>
       <w:proofErr w:type="spellStart"/>
       <w:r>
         <w:rPr>
+          <w:rFonts w:ascii="Calibri" w:eastAsia="Calibri" w:hAnsi="Calibri"/>
+          <w:bCs/>
           <w:i/>
-          <w:color w:val="64748B"/>
-          <w:sz w:val="18"/>
+          <w:iCs/>
+          <w:color w:val="475569"/>
+          <w:sz w:val="20"/>
+          <w:szCs w:val="20"/>
         </w:rPr>
         <w:t>Workcloud</w:t>
       </w:r>
@@ -702,134 +1526,279 @@
     </w:p>
     <w:p>
       <w:pPr>
-        <w:spacing w:before="160"/>
+        <w:pStyle w:val="ListBullet"/>
+        <w:numPr>
+          <w:ilvl w:val="0"/>
+          <w:numId w:val="0"/>
+        </w:numPr>
+        <w:spacing w:after="20" w:line="259" w:lineRule="auto"/>
+        <w:rPr>
+          <w:sz w:val="21"/>
+          <w:szCs w:val="21"/>
+        </w:rPr>
+      </w:pPr>
+    </w:p>
+    <w:p>
+      <w:pPr>
+        <w:spacing w:before="160" w:after="0" w:line="252" w:lineRule="auto"/>
+        <w:rPr>
+          <w:rFonts w:ascii="Calibri" w:eastAsia="Calibri" w:hAnsi="Calibri"/>
+          <w:b/>
+          <w:color w:val="0F172A"/>
+        </w:rPr>
       </w:pPr>
       <w:proofErr w:type="spellStart"/>
       <w:proofErr w:type="gramStart"/>
       <w:r>
         <w:rPr>
+          <w:rFonts w:ascii="Calibri" w:eastAsia="Calibri" w:hAnsi="Calibri"/>
           <w:b/>
-          <w:sz w:val="21"/>
+          <w:color w:val="0F172A"/>
         </w:rPr>
         <w:t>CreditMantri</w:t>
       </w:r>
       <w:proofErr w:type="spellEnd"/>
       <w:r>
         <w:rPr>
+          <w:rFonts w:ascii="Calibri" w:eastAsia="Calibri" w:hAnsi="Calibri"/>
           <w:b/>
-          <w:sz w:val="21"/>
+          <w:color w:val="0F172A"/>
         </w:rPr>
         <w:t xml:space="preserve">  |</w:t>
       </w:r>
       <w:proofErr w:type="gramEnd"/>
       <w:r>
         <w:rPr>
+          <w:rFonts w:ascii="Calibri" w:eastAsia="Calibri" w:hAnsi="Calibri"/>
           <w:b/>
-          <w:sz w:val="21"/>
-        </w:rPr>
-        <w:t xml:space="preserve">  Full-stack Developer</w:t>
+          <w:color w:val="0F172A"/>
+        </w:rPr>
+        <w:t xml:space="preserve">  Full Stack Developer</w:t>
       </w:r>
     </w:p>
     <w:p>
+      <w:pPr>
+        <w:spacing w:after="40" w:line="252" w:lineRule="auto"/>
+        <w:rPr>
+          <w:rFonts w:ascii="Calibri" w:eastAsia="Calibri" w:hAnsi="Calibri"/>
+          <w:i/>
+          <w:iCs/>
+          <w:color w:val="475569"/>
+          <w:sz w:val="20"/>
+          <w:szCs w:val="20"/>
+        </w:rPr>
+      </w:pPr>
       <w:r>
         <w:rPr>
+          <w:rFonts w:ascii="Calibri" w:eastAsia="Calibri" w:hAnsi="Calibri"/>
           <w:i/>
-          <w:color w:val="64748B"/>
-          <w:sz w:val="19"/>
+          <w:iCs/>
+          <w:color w:val="475569"/>
+          <w:sz w:val="20"/>
+          <w:szCs w:val="20"/>
         </w:rPr>
         <w:t xml:space="preserve">Sep 2022 – Mar </w:t>
       </w:r>
       <w:proofErr w:type="gramStart"/>
       <w:r>
         <w:rPr>
+          <w:rFonts w:ascii="Calibri" w:eastAsia="Calibri" w:hAnsi="Calibri"/>
           <w:i/>
-          <w:color w:val="64748B"/>
-          <w:sz w:val="19"/>
+          <w:iCs/>
+          <w:color w:val="475569"/>
+          <w:sz w:val="20"/>
+          <w:szCs w:val="20"/>
         </w:rPr>
         <w:t>2023  |</w:t>
       </w:r>
       <w:proofErr w:type="gramEnd"/>
       <w:r>
         <w:rPr>
+          <w:rFonts w:ascii="Calibri" w:eastAsia="Calibri" w:hAnsi="Calibri"/>
           <w:i/>
-          <w:color w:val="64748B"/>
-          <w:sz w:val="19"/>
+          <w:iCs/>
+          <w:color w:val="475569"/>
+          <w:sz w:val="20"/>
+          <w:szCs w:val="20"/>
         </w:rPr>
         <w:t xml:space="preserve">  Chennai</w:t>
       </w:r>
     </w:p>
     <w:p>
       <w:pPr>
+        <w:spacing w:after="40" w:line="252" w:lineRule="auto"/>
+        <w:rPr>
+          <w:sz w:val="20"/>
+          <w:szCs w:val="20"/>
+        </w:rPr>
+      </w:pPr>
+    </w:p>
+    <w:p>
+      <w:pPr>
         <w:pStyle w:val="ListBullet"/>
-        <w:spacing w:after="40"/>
+        <w:spacing w:after="20" w:line="259" w:lineRule="auto"/>
+        <w:rPr>
+          <w:sz w:val="21"/>
+          <w:szCs w:val="21"/>
+        </w:rPr>
       </w:pPr>
       <w:r>
-        <w:t>Led HDFC Fintech PL &amp; CC projects; APIs for loan processing, onboarding, and KYC document uploads.</w:t>
+        <w:rPr>
+          <w:rFonts w:ascii="Calibri" w:eastAsia="Calibri" w:hAnsi="Calibri"/>
+          <w:color w:val="0F172A"/>
+          <w:sz w:val="21"/>
+          <w:szCs w:val="21"/>
+        </w:rPr>
+        <w:t>Led HDFC Fintech PL &amp; CC API development for loan processing, customer onboarding, and KYC document uploads.</w:t>
       </w:r>
     </w:p>
     <w:p>
       <w:pPr>
         <w:pStyle w:val="ListBullet"/>
-        <w:spacing w:after="40"/>
+        <w:spacing w:after="20" w:line="259" w:lineRule="auto"/>
+        <w:rPr>
+          <w:sz w:val="21"/>
+          <w:szCs w:val="21"/>
+        </w:rPr>
       </w:pPr>
       <w:r>
-        <w:t xml:space="preserve">Webhook integrations for SMS, Email, and WhatsApp via </w:t>
+        <w:rPr>
+          <w:rFonts w:ascii="Calibri" w:eastAsia="Calibri" w:hAnsi="Calibri"/>
+          <w:color w:val="0F172A"/>
+          <w:sz w:val="21"/>
+          <w:szCs w:val="21"/>
+        </w:rPr>
+        <w:t xml:space="preserve">Implemented webhook integrations for SMS, Email, and WhatsApp via </w:t>
       </w:r>
       <w:proofErr w:type="spellStart"/>
       <w:r>
+        <w:rPr>
+          <w:rFonts w:ascii="Calibri" w:eastAsia="Calibri" w:hAnsi="Calibri"/>
+          <w:color w:val="0F172A"/>
+          <w:sz w:val="21"/>
+          <w:szCs w:val="21"/>
+        </w:rPr>
         <w:t>WebEngage</w:t>
       </w:r>
       <w:proofErr w:type="spellEnd"/>
       <w:r>
+        <w:rPr>
+          <w:rFonts w:ascii="Calibri" w:eastAsia="Calibri" w:hAnsi="Calibri"/>
+          <w:color w:val="0F172A"/>
+          <w:sz w:val="21"/>
+          <w:szCs w:val="21"/>
+        </w:rPr>
         <w:t>.</w:t>
       </w:r>
     </w:p>
     <w:p>
       <w:pPr>
         <w:pStyle w:val="ListBullet"/>
-        <w:spacing w:after="40"/>
+        <w:spacing w:after="20" w:line="259" w:lineRule="auto"/>
+        <w:rPr>
+          <w:sz w:val="21"/>
+          <w:szCs w:val="21"/>
+        </w:rPr>
       </w:pPr>
       <w:r>
-        <w:t xml:space="preserve">Custom APIs for </w:t>
+        <w:rPr>
+          <w:rFonts w:ascii="Calibri" w:eastAsia="Calibri" w:hAnsi="Calibri"/>
+          <w:color w:val="0F172A"/>
+          <w:sz w:val="21"/>
+          <w:szCs w:val="21"/>
+        </w:rPr>
+        <w:t xml:space="preserve">Built custom SMS APIs for the </w:t>
       </w:r>
       <w:proofErr w:type="spellStart"/>
       <w:r>
+        <w:rPr>
+          <w:rFonts w:ascii="Calibri" w:eastAsia="Calibri" w:hAnsi="Calibri"/>
+          <w:color w:val="0F172A"/>
+          <w:sz w:val="21"/>
+          <w:szCs w:val="21"/>
+        </w:rPr>
         <w:t>Kurundhagaval</w:t>
       </w:r>
       <w:proofErr w:type="spellEnd"/>
       <w:r>
-        <w:t xml:space="preserve"> SMS project with bulk and single-read logic.</w:t>
+        <w:rPr>
+          <w:rFonts w:ascii="Calibri" w:eastAsia="Calibri" w:hAnsi="Calibri"/>
+          <w:color w:val="0F172A"/>
+          <w:sz w:val="21"/>
+          <w:szCs w:val="21"/>
+        </w:rPr>
+        <w:t xml:space="preserve"> project with bulk and single-read processing logic.</w:t>
       </w:r>
     </w:p>
     <w:p>
       <w:pPr>
         <w:pStyle w:val="ListBullet"/>
-        <w:spacing w:after="40"/>
+        <w:spacing w:after="20" w:line="259" w:lineRule="auto"/>
+        <w:rPr>
+          <w:sz w:val="21"/>
+          <w:szCs w:val="21"/>
+        </w:rPr>
       </w:pPr>
       <w:r>
-        <w:t xml:space="preserve">Mission-critical SBI modules (LDB, EDB, </w:t>
+        <w:rPr>
+          <w:rFonts w:ascii="Calibri" w:eastAsia="Calibri" w:hAnsi="Calibri"/>
+          <w:color w:val="0F172A"/>
+          <w:sz w:val="21"/>
+          <w:szCs w:val="21"/>
+        </w:rPr>
+        <w:t xml:space="preserve">Delivered mission-critical SBI modules (LDB, EDB, </w:t>
       </w:r>
       <w:proofErr w:type="spellStart"/>
       <w:r>
+        <w:rPr>
+          <w:rFonts w:ascii="Calibri" w:eastAsia="Calibri" w:hAnsi="Calibri"/>
+          <w:color w:val="0F172A"/>
+          <w:sz w:val="21"/>
+          <w:szCs w:val="21"/>
+        </w:rPr>
         <w:t>Emudhra</w:t>
       </w:r>
       <w:proofErr w:type="spellEnd"/>
       <w:r>
-        <w:t>) with QA and DevOps teams.</w:t>
+        <w:rPr>
+          <w:rFonts w:ascii="Calibri" w:eastAsia="Calibri" w:hAnsi="Calibri"/>
+          <w:color w:val="0F172A"/>
+          <w:sz w:val="21"/>
+          <w:szCs w:val="21"/>
+        </w:rPr>
+        <w:t>) in coordination with QA and DevOps teams.</w:t>
       </w:r>
     </w:p>
     <w:p>
       <w:pPr>
         <w:pStyle w:val="ListBullet"/>
-        <w:spacing w:after="40"/>
+        <w:spacing w:after="20" w:line="259" w:lineRule="auto"/>
+        <w:rPr>
+          <w:sz w:val="21"/>
+          <w:szCs w:val="21"/>
+        </w:rPr>
       </w:pPr>
       <w:r>
-        <w:t>Owned API development, Postman testing, DB schema design, and production deployments.</w:t>
+        <w:rPr>
+          <w:rFonts w:ascii="Calibri" w:eastAsia="Calibri" w:hAnsi="Calibri"/>
+          <w:color w:val="0F172A"/>
+          <w:sz w:val="21"/>
+          <w:szCs w:val="21"/>
+        </w:rPr>
+        <w:t>Owned end-to-end API delivery, Postman testing, database schema design, and production deployments.</w:t>
       </w:r>
     </w:p>
     <w:p>
+      <w:pPr>
+        <w:spacing w:before="60" w:after="20" w:line="252" w:lineRule="auto"/>
+        <w:rPr>
+          <w:rFonts w:ascii="Calibri" w:eastAsia="Calibri" w:hAnsi="Calibri"/>
+          <w:b/>
+        </w:rPr>
+      </w:pPr>
       <w:r>
         <w:rPr>
+          <w:rFonts w:ascii="Calibri" w:eastAsia="Calibri" w:hAnsi="Calibri"/>
           <w:b/>
         </w:rPr>
         <w:t>Key Projects:</w:t>
@@ -837,178 +1806,389 @@
     </w:p>
     <w:p>
       <w:pPr>
+        <w:spacing w:before="60" w:after="20" w:line="252" w:lineRule="auto"/>
+        <w:rPr>
+          <w:color w:val="10B8A8"/>
+        </w:rPr>
+      </w:pPr>
+    </w:p>
+    <w:p>
+      <w:pPr>
         <w:pStyle w:val="ListBullet"/>
-        <w:spacing w:after="40"/>
+        <w:spacing w:after="20" w:line="259" w:lineRule="auto"/>
+        <w:rPr>
+          <w:rFonts w:ascii="Calibri" w:hAnsi="Calibri" w:cs="Calibri"/>
+          <w:sz w:val="21"/>
+          <w:szCs w:val="21"/>
+        </w:rPr>
       </w:pPr>
       <w:r>
+        <w:rPr>
+          <w:rFonts w:ascii="Calibri" w:hAnsi="Calibri" w:cs="Calibri"/>
+          <w:sz w:val="21"/>
+          <w:szCs w:val="21"/>
+        </w:rPr>
         <w:t>HDFC Fintech PL &amp; CC — Loan processing, customer onboarding, and KYC document upload APIs.</w:t>
       </w:r>
     </w:p>
     <w:p>
       <w:pPr>
         <w:pStyle w:val="ListBullet"/>
-        <w:spacing w:after="40"/>
+        <w:spacing w:after="20" w:line="259" w:lineRule="auto"/>
+        <w:rPr>
+          <w:rFonts w:ascii="Calibri" w:hAnsi="Calibri" w:cs="Calibri"/>
+          <w:sz w:val="21"/>
+          <w:szCs w:val="21"/>
+        </w:rPr>
       </w:pPr>
       <w:r>
+        <w:rPr>
+          <w:rFonts w:ascii="Calibri" w:hAnsi="Calibri" w:cs="Calibri"/>
+          <w:sz w:val="21"/>
+          <w:szCs w:val="21"/>
+        </w:rPr>
         <w:t xml:space="preserve">SBI Banking Modules — LDB, EDB, </w:t>
       </w:r>
       <w:proofErr w:type="spellStart"/>
       <w:r>
+        <w:rPr>
+          <w:rFonts w:ascii="Calibri" w:hAnsi="Calibri" w:cs="Calibri"/>
+          <w:sz w:val="21"/>
+          <w:szCs w:val="21"/>
+        </w:rPr>
         <w:t>Emudhra</w:t>
       </w:r>
       <w:proofErr w:type="spellEnd"/>
       <w:r>
-        <w:t xml:space="preserve"> mission-critical modules.</w:t>
+        <w:rPr>
+          <w:rFonts w:ascii="Calibri" w:hAnsi="Calibri" w:cs="Calibri"/>
+          <w:sz w:val="21"/>
+          <w:szCs w:val="21"/>
+        </w:rPr>
+        <w:t xml:space="preserve"> mission-critical modules. </w:t>
       </w:r>
     </w:p>
     <w:p>
       <w:pPr>
         <w:pStyle w:val="ListBullet"/>
-        <w:spacing w:after="40"/>
+        <w:spacing w:after="20" w:line="259" w:lineRule="auto"/>
+        <w:rPr>
+          <w:rFonts w:ascii="Calibri" w:hAnsi="Calibri" w:cs="Calibri"/>
+          <w:sz w:val="21"/>
+          <w:szCs w:val="21"/>
+        </w:rPr>
       </w:pPr>
       <w:proofErr w:type="spellStart"/>
       <w:r>
+        <w:rPr>
+          <w:rFonts w:ascii="Calibri" w:hAnsi="Calibri" w:cs="Calibri"/>
+          <w:sz w:val="21"/>
+          <w:szCs w:val="21"/>
+        </w:rPr>
         <w:t>Kurundhagaval</w:t>
       </w:r>
       <w:proofErr w:type="spellEnd"/>
       <w:r>
+        <w:rPr>
+          <w:rFonts w:ascii="Calibri" w:hAnsi="Calibri" w:cs="Calibri"/>
+          <w:sz w:val="21"/>
+          <w:szCs w:val="21"/>
+        </w:rPr>
         <w:t xml:space="preserve"> SMS API — Custom SMS APIs with bulk and single-read logic; </w:t>
       </w:r>
       <w:proofErr w:type="spellStart"/>
       <w:r>
+        <w:rPr>
+          <w:rFonts w:ascii="Calibri" w:hAnsi="Calibri" w:cs="Calibri"/>
+          <w:sz w:val="21"/>
+          <w:szCs w:val="21"/>
+        </w:rPr>
         <w:t>WebEngage</w:t>
       </w:r>
       <w:proofErr w:type="spellEnd"/>
       <w:r>
+        <w:rPr>
+          <w:rFonts w:ascii="Calibri" w:hAnsi="Calibri" w:cs="Calibri"/>
+          <w:sz w:val="21"/>
+          <w:szCs w:val="21"/>
+        </w:rPr>
         <w:t xml:space="preserve"> integration.</w:t>
       </w:r>
     </w:p>
     <w:p>
+      <w:pPr>
+        <w:pStyle w:val="ListBullet"/>
+        <w:numPr>
+          <w:ilvl w:val="0"/>
+          <w:numId w:val="0"/>
+        </w:numPr>
+        <w:spacing w:after="20" w:line="259" w:lineRule="auto"/>
+        <w:rPr>
+          <w:rFonts w:ascii="Calibri" w:hAnsi="Calibri" w:cs="Calibri"/>
+          <w:i/>
+          <w:iCs/>
+          <w:color w:val="808080" w:themeColor="background1" w:themeShade="80"/>
+          <w:sz w:val="20"/>
+          <w:szCs w:val="20"/>
+        </w:rPr>
+      </w:pPr>
+    </w:p>
+    <w:p>
+      <w:pPr>
+        <w:pStyle w:val="ListBullet"/>
+        <w:numPr>
+          <w:ilvl w:val="0"/>
+          <w:numId w:val="0"/>
+        </w:numPr>
+        <w:spacing w:after="20" w:line="259" w:lineRule="auto"/>
+        <w:rPr>
+          <w:rFonts w:ascii="Calibri" w:hAnsi="Calibri" w:cs="Calibri"/>
+          <w:i/>
+          <w:iCs/>
+          <w:color w:val="475569"/>
+          <w:sz w:val="20"/>
+          <w:szCs w:val="20"/>
+        </w:rPr>
+      </w:pPr>
       <w:r>
         <w:rPr>
+          <w:rFonts w:ascii="Calibri" w:hAnsi="Calibri" w:cs="Calibri"/>
           <w:i/>
-          <w:color w:val="64748B"/>
-          <w:sz w:val="18"/>
+          <w:iCs/>
+          <w:color w:val="475569"/>
+          <w:sz w:val="20"/>
+          <w:szCs w:val="20"/>
         </w:rPr>
         <w:t>Skills: J2EE, Git, JSON, Spring Boot, HTML, PostgreSQL, JSP, Java, MySQL, AJAX, Core Java, Postman, IntelliJ IDEA, STS, VS Code, SonarQube</w:t>
       </w:r>
     </w:p>
     <w:p>
       <w:pPr>
-        <w:spacing w:before="160"/>
+        <w:spacing w:before="160" w:after="0" w:line="252" w:lineRule="auto"/>
+        <w:rPr>
+          <w:rFonts w:ascii="Calibri" w:eastAsia="Calibri" w:hAnsi="Calibri"/>
+          <w:b/>
+          <w:color w:val="0F172A"/>
+        </w:rPr>
       </w:pPr>
       <w:r>
         <w:rPr>
+          <w:rFonts w:ascii="Calibri" w:eastAsia="Calibri" w:hAnsi="Calibri"/>
           <w:b/>
-          <w:sz w:val="21"/>
+          <w:color w:val="0F172A"/>
         </w:rPr>
         <w:t xml:space="preserve">HTC Global </w:t>
       </w:r>
       <w:proofErr w:type="gramStart"/>
       <w:r>
         <w:rPr>
+          <w:rFonts w:ascii="Calibri" w:eastAsia="Calibri" w:hAnsi="Calibri"/>
           <w:b/>
-          <w:sz w:val="21"/>
+          <w:color w:val="0F172A"/>
         </w:rPr>
         <w:t>Services  |</w:t>
       </w:r>
       <w:proofErr w:type="gramEnd"/>
       <w:r>
         <w:rPr>
+          <w:rFonts w:ascii="Calibri" w:eastAsia="Calibri" w:hAnsi="Calibri"/>
           <w:b/>
-          <w:sz w:val="21"/>
+          <w:color w:val="0F172A"/>
         </w:rPr>
         <w:t xml:space="preserve">  L2 Engineer</w:t>
       </w:r>
     </w:p>
     <w:p>
+      <w:pPr>
+        <w:spacing w:after="40" w:line="252" w:lineRule="auto"/>
+        <w:rPr>
+          <w:rFonts w:ascii="Calibri" w:eastAsia="Calibri" w:hAnsi="Calibri"/>
+          <w:i/>
+          <w:iCs/>
+          <w:color w:val="475569"/>
+          <w:sz w:val="20"/>
+          <w:szCs w:val="20"/>
+        </w:rPr>
+      </w:pPr>
       <w:r>
         <w:rPr>
+          <w:rFonts w:ascii="Calibri" w:eastAsia="Calibri" w:hAnsi="Calibri"/>
           <w:i/>
-          <w:color w:val="64748B"/>
-          <w:sz w:val="19"/>
+          <w:iCs/>
+          <w:color w:val="475569"/>
+          <w:sz w:val="20"/>
+          <w:szCs w:val="20"/>
         </w:rPr>
         <w:t xml:space="preserve">Feb 2022 – Sep </w:t>
       </w:r>
       <w:proofErr w:type="gramStart"/>
       <w:r>
         <w:rPr>
+          <w:rFonts w:ascii="Calibri" w:eastAsia="Calibri" w:hAnsi="Calibri"/>
           <w:i/>
-          <w:color w:val="64748B"/>
-          <w:sz w:val="19"/>
+          <w:iCs/>
+          <w:color w:val="475569"/>
+          <w:sz w:val="20"/>
+          <w:szCs w:val="20"/>
         </w:rPr>
         <w:t>2022  |</w:t>
       </w:r>
       <w:proofErr w:type="gramEnd"/>
       <w:r>
         <w:rPr>
+          <w:rFonts w:ascii="Calibri" w:eastAsia="Calibri" w:hAnsi="Calibri"/>
           <w:i/>
-          <w:color w:val="64748B"/>
-          <w:sz w:val="19"/>
+          <w:iCs/>
+          <w:color w:val="475569"/>
+          <w:sz w:val="20"/>
+          <w:szCs w:val="20"/>
         </w:rPr>
         <w:t xml:space="preserve">  Chennai</w:t>
       </w:r>
     </w:p>
     <w:p>
       <w:pPr>
+        <w:spacing w:after="40" w:line="252" w:lineRule="auto"/>
+        <w:rPr>
+          <w:sz w:val="20"/>
+          <w:szCs w:val="20"/>
+        </w:rPr>
+      </w:pPr>
+    </w:p>
+    <w:p>
+      <w:pPr>
         <w:pStyle w:val="ListBullet"/>
-        <w:spacing w:after="40"/>
+        <w:spacing w:after="20" w:line="259" w:lineRule="auto"/>
+        <w:rPr>
+          <w:sz w:val="21"/>
+          <w:szCs w:val="21"/>
+        </w:rPr>
       </w:pPr>
       <w:r>
-        <w:t>Completed formal Java Full Stack Development training program.</w:t>
+        <w:rPr>
+          <w:rFonts w:ascii="Calibri" w:eastAsia="Calibri" w:hAnsi="Calibri"/>
+          <w:color w:val="0F172A"/>
+          <w:sz w:val="21"/>
+          <w:szCs w:val="21"/>
+        </w:rPr>
+        <w:t>Completed a structured Java Full Stack Development program covering Spring Boot, REST APIs, and relational databases.</w:t>
       </w:r>
     </w:p>
     <w:p>
       <w:pPr>
         <w:pStyle w:val="ListBullet"/>
-        <w:spacing w:after="40"/>
+        <w:spacing w:after="20" w:line="259" w:lineRule="auto"/>
+        <w:rPr>
+          <w:sz w:val="21"/>
+          <w:szCs w:val="21"/>
+        </w:rPr>
       </w:pPr>
       <w:r>
-        <w:t>Technologies: Java, Spring Boot, REST APIs, MySQL, PostgreSQL, Oracle, JSP, HTML.</w:t>
+        <w:rPr>
+          <w:rFonts w:ascii="Calibri" w:eastAsia="Calibri" w:hAnsi="Calibri"/>
+          <w:color w:val="0F172A"/>
+          <w:sz w:val="21"/>
+          <w:szCs w:val="21"/>
+        </w:rPr>
+        <w:t>Built applications using Java, Spring Boot, JSP, MySQL, PostgreSQL, and Oracle Database.</w:t>
       </w:r>
     </w:p>
     <w:p>
       <w:pPr>
         <w:pStyle w:val="ListBullet"/>
-        <w:spacing w:after="40"/>
+        <w:spacing w:after="20" w:line="259" w:lineRule="auto"/>
+        <w:rPr>
+          <w:sz w:val="21"/>
+          <w:szCs w:val="21"/>
+        </w:rPr>
       </w:pPr>
       <w:r>
-        <w:t>Exposure to Git, Linux, and cross-platform deployment techniques.</w:t>
+        <w:rPr>
+          <w:rFonts w:ascii="Calibri" w:eastAsia="Calibri" w:hAnsi="Calibri"/>
+          <w:color w:val="0F172A"/>
+          <w:sz w:val="21"/>
+          <w:szCs w:val="21"/>
+        </w:rPr>
+        <w:t>Gained practical exposure to Git, Linux fundamentals, and cross-platform deployment practices.</w:t>
       </w:r>
     </w:p>
     <w:p>
+      <w:pPr>
+        <w:pStyle w:val="ListBullet"/>
+        <w:numPr>
+          <w:ilvl w:val="0"/>
+          <w:numId w:val="0"/>
+        </w:numPr>
+        <w:spacing w:after="20" w:line="259" w:lineRule="auto"/>
+        <w:rPr>
+          <w:rFonts w:ascii="Calibri" w:eastAsia="Calibri" w:hAnsi="Calibri"/>
+          <w:color w:val="0F172A"/>
+          <w:sz w:val="21"/>
+          <w:szCs w:val="21"/>
+        </w:rPr>
+      </w:pPr>
+    </w:p>
+    <w:p>
+      <w:pPr>
+        <w:pStyle w:val="ListBullet"/>
+        <w:numPr>
+          <w:ilvl w:val="0"/>
+          <w:numId w:val="0"/>
+        </w:numPr>
+        <w:spacing w:after="20" w:line="259" w:lineRule="auto"/>
+        <w:rPr>
+          <w:rFonts w:ascii="Calibri" w:hAnsi="Calibri" w:cs="Calibri"/>
+          <w:i/>
+          <w:iCs/>
+          <w:color w:val="475569"/>
+          <w:sz w:val="20"/>
+          <w:szCs w:val="20"/>
+        </w:rPr>
+      </w:pPr>
       <w:r>
         <w:rPr>
+          <w:rFonts w:ascii="Calibri" w:hAnsi="Calibri" w:cs="Calibri"/>
           <w:i/>
-          <w:color w:val="64748B"/>
-          <w:sz w:val="18"/>
+          <w:iCs/>
+          <w:color w:val="475569"/>
+          <w:sz w:val="20"/>
+          <w:szCs w:val="20"/>
         </w:rPr>
         <w:t xml:space="preserve">Skills: Oracle Database, JSP, Java, J2EE, MySQL, Git, AJAX, Hibernate, JSON, Core Java, Spring Boot, HTML, PostgreSQL, Postman, </w:t>
       </w:r>
       <w:proofErr w:type="spellStart"/>
       <w:r>
         <w:rPr>
+          <w:rFonts w:ascii="Calibri" w:hAnsi="Calibri" w:cs="Calibri"/>
           <w:i/>
-          <w:color w:val="64748B"/>
-          <w:sz w:val="18"/>
+          <w:iCs/>
+          <w:color w:val="475569"/>
+          <w:sz w:val="20"/>
+          <w:szCs w:val="20"/>
         </w:rPr>
         <w:t>OpenProject</w:t>
       </w:r>
       <w:proofErr w:type="spellEnd"/>
       <w:r>
         <w:rPr>
+          <w:rFonts w:ascii="Calibri" w:hAnsi="Calibri" w:cs="Calibri"/>
           <w:i/>
-          <w:color w:val="64748B"/>
-          <w:sz w:val="18"/>
+          <w:iCs/>
+          <w:color w:val="475569"/>
+          <w:sz w:val="20"/>
+          <w:szCs w:val="20"/>
         </w:rPr>
         <w:t xml:space="preserve">, STS, </w:t>
       </w:r>
       <w:proofErr w:type="spellStart"/>
       <w:r>
         <w:rPr>
+          <w:rFonts w:ascii="Calibri" w:hAnsi="Calibri" w:cs="Calibri"/>
           <w:i/>
-          <w:color w:val="64748B"/>
-          <w:sz w:val="18"/>
+          <w:iCs/>
+          <w:color w:val="475569"/>
+          <w:sz w:val="20"/>
+          <w:szCs w:val="20"/>
         </w:rPr>
         <w:t>DBeaver</w:t>
       </w:r>
@@ -1016,107 +2196,204 @@
     </w:p>
     <w:p>
       <w:pPr>
-        <w:spacing w:before="160"/>
+        <w:spacing w:before="160" w:after="0" w:line="252" w:lineRule="auto"/>
+        <w:rPr>
+          <w:rFonts w:ascii="Calibri" w:hAnsi="Calibri" w:cs="Calibri"/>
+        </w:rPr>
       </w:pPr>
       <w:r>
         <w:rPr>
+          <w:rFonts w:ascii="Calibri" w:eastAsia="Calibri" w:hAnsi="Calibri" w:cs="Calibri"/>
           <w:b/>
-          <w:sz w:val="21"/>
+          <w:color w:val="0F172A"/>
         </w:rPr>
         <w:t xml:space="preserve">Soft Media </w:t>
       </w:r>
       <w:proofErr w:type="gramStart"/>
       <w:r>
         <w:rPr>
+          <w:rFonts w:ascii="Calibri" w:eastAsia="Calibri" w:hAnsi="Calibri" w:cs="Calibri"/>
           <w:b/>
-          <w:sz w:val="21"/>
+          <w:color w:val="0F172A"/>
         </w:rPr>
         <w:t>ERP  |</w:t>
       </w:r>
       <w:proofErr w:type="gramEnd"/>
       <w:r>
         <w:rPr>
+          <w:rFonts w:ascii="Calibri" w:eastAsia="Calibri" w:hAnsi="Calibri" w:cs="Calibri"/>
           <w:b/>
-          <w:sz w:val="21"/>
-        </w:rPr>
-        <w:t xml:space="preserve">  Software Engineer</w:t>
+          <w:color w:val="0F172A"/>
+        </w:rPr>
+        <w:t xml:space="preserve">  Full Stack Developer</w:t>
       </w:r>
     </w:p>
     <w:p>
+      <w:pPr>
+        <w:spacing w:after="40" w:line="252" w:lineRule="auto"/>
+        <w:rPr>
+          <w:rFonts w:ascii="Calibri" w:eastAsia="Calibri" w:hAnsi="Calibri"/>
+          <w:i/>
+          <w:iCs/>
+          <w:color w:val="475569"/>
+          <w:sz w:val="20"/>
+          <w:szCs w:val="20"/>
+        </w:rPr>
+      </w:pPr>
       <w:r>
         <w:rPr>
+          <w:rFonts w:ascii="Calibri" w:eastAsia="Calibri" w:hAnsi="Calibri"/>
           <w:i/>
-          <w:color w:val="64748B"/>
-          <w:sz w:val="19"/>
+          <w:iCs/>
+          <w:color w:val="475569"/>
+          <w:sz w:val="20"/>
+          <w:szCs w:val="20"/>
         </w:rPr>
         <w:t xml:space="preserve">Jun 2019 – Feb </w:t>
       </w:r>
       <w:proofErr w:type="gramStart"/>
       <w:r>
         <w:rPr>
+          <w:rFonts w:ascii="Calibri" w:eastAsia="Calibri" w:hAnsi="Calibri"/>
           <w:i/>
-          <w:color w:val="64748B"/>
-          <w:sz w:val="19"/>
+          <w:iCs/>
+          <w:color w:val="475569"/>
+          <w:sz w:val="20"/>
+          <w:szCs w:val="20"/>
         </w:rPr>
         <w:t>2022  |</w:t>
       </w:r>
       <w:proofErr w:type="gramEnd"/>
       <w:r>
         <w:rPr>
+          <w:rFonts w:ascii="Calibri" w:eastAsia="Calibri" w:hAnsi="Calibri"/>
           <w:i/>
-          <w:color w:val="64748B"/>
-          <w:sz w:val="19"/>
+          <w:iCs/>
+          <w:color w:val="475569"/>
+          <w:sz w:val="20"/>
+          <w:szCs w:val="20"/>
         </w:rPr>
         <w:t xml:space="preserve">  Chennai</w:t>
       </w:r>
     </w:p>
     <w:p>
       <w:pPr>
+        <w:spacing w:after="40" w:line="252" w:lineRule="auto"/>
+        <w:rPr>
+          <w:i/>
+          <w:iCs/>
+          <w:sz w:val="20"/>
+          <w:szCs w:val="20"/>
+        </w:rPr>
+      </w:pPr>
+    </w:p>
+    <w:p>
+      <w:pPr>
         <w:pStyle w:val="ListBullet"/>
-        <w:spacing w:after="40"/>
+        <w:spacing w:after="20" w:line="259" w:lineRule="auto"/>
+        <w:rPr>
+          <w:sz w:val="21"/>
+          <w:szCs w:val="21"/>
+        </w:rPr>
       </w:pPr>
       <w:r>
-        <w:t xml:space="preserve">Developed Media ERP product for Daily </w:t>
+        <w:rPr>
+          <w:rFonts w:ascii="Calibri" w:eastAsia="Calibri" w:hAnsi="Calibri"/>
+          <w:color w:val="0F172A"/>
+          <w:sz w:val="21"/>
+          <w:szCs w:val="21"/>
+        </w:rPr>
+        <w:t xml:space="preserve">Developed the Daily </w:t>
       </w:r>
       <w:proofErr w:type="spellStart"/>
       <w:r>
+        <w:rPr>
+          <w:rFonts w:ascii="Calibri" w:eastAsia="Calibri" w:hAnsi="Calibri"/>
+          <w:color w:val="0F172A"/>
+          <w:sz w:val="21"/>
+          <w:szCs w:val="21"/>
+        </w:rPr>
         <w:t>Thanthi</w:t>
       </w:r>
       <w:proofErr w:type="spellEnd"/>
       <w:r>
-        <w:t xml:space="preserve"> — Advertisement, Circulation, Accounts, HR, Purchase.</w:t>
+        <w:rPr>
+          <w:rFonts w:ascii="Calibri" w:eastAsia="Calibri" w:hAnsi="Calibri"/>
+          <w:color w:val="0F172A"/>
+          <w:sz w:val="21"/>
+          <w:szCs w:val="21"/>
+        </w:rPr>
+        <w:t xml:space="preserve"> Media ERP covering Advertisement, Circulation, Accounts, HR, and Purchase modules.</w:t>
       </w:r>
     </w:p>
     <w:p>
       <w:pPr>
         <w:pStyle w:val="ListBullet"/>
-        <w:spacing w:after="40"/>
+        <w:spacing w:after="20" w:line="259" w:lineRule="auto"/>
+        <w:rPr>
+          <w:sz w:val="21"/>
+          <w:szCs w:val="21"/>
+        </w:rPr>
       </w:pPr>
       <w:r>
-        <w:t>Implemented DAO design patterns for data integrity across distributed systems.</w:t>
+        <w:rPr>
+          <w:rFonts w:ascii="Calibri" w:eastAsia="Calibri" w:hAnsi="Calibri"/>
+          <w:color w:val="0F172A"/>
+          <w:sz w:val="21"/>
+          <w:szCs w:val="21"/>
+        </w:rPr>
+        <w:t>Implemented DAO design patterns to maintain data integrity across distributed systems.</w:t>
       </w:r>
     </w:p>
     <w:p>
       <w:pPr>
         <w:pStyle w:val="ListBullet"/>
-        <w:spacing w:after="40"/>
+        <w:spacing w:after="20" w:line="259" w:lineRule="auto"/>
+        <w:rPr>
+          <w:sz w:val="21"/>
+          <w:szCs w:val="21"/>
+        </w:rPr>
       </w:pPr>
       <w:r>
-        <w:t>Built dynamic reporting modules (PDF/Text) for stakeholders.</w:t>
+        <w:rPr>
+          <w:rFonts w:ascii="Calibri" w:eastAsia="Calibri" w:hAnsi="Calibri"/>
+          <w:color w:val="0F172A"/>
+          <w:sz w:val="21"/>
+          <w:szCs w:val="21"/>
+        </w:rPr>
+        <w:t>Built dynamic PDF/Text reporting modules for business stakeholders.</w:t>
       </w:r>
     </w:p>
     <w:p>
       <w:pPr>
         <w:pStyle w:val="ListBullet"/>
-        <w:spacing w:after="40"/>
+        <w:spacing w:after="20" w:line="259" w:lineRule="auto"/>
+        <w:rPr>
+          <w:sz w:val="21"/>
+          <w:szCs w:val="21"/>
+        </w:rPr>
       </w:pPr>
       <w:r>
-        <w:t>Automated payroll, procurement flows, and role-based access controls.</w:t>
+        <w:rPr>
+          <w:rFonts w:ascii="Calibri" w:eastAsia="Calibri" w:hAnsi="Calibri"/>
+          <w:color w:val="0F172A"/>
+          <w:sz w:val="21"/>
+          <w:szCs w:val="21"/>
+        </w:rPr>
+        <w:t>Automated payroll and procurement workflows with role-based access controls.</w:t>
       </w:r>
     </w:p>
     <w:p>
+      <w:pPr>
+        <w:spacing w:before="60" w:after="20" w:line="252" w:lineRule="auto"/>
+        <w:rPr>
+          <w:rFonts w:ascii="Calibri" w:eastAsia="Calibri" w:hAnsi="Calibri"/>
+          <w:b/>
+        </w:rPr>
+      </w:pPr>
       <w:r>
         <w:rPr>
+          <w:rFonts w:ascii="Calibri" w:eastAsia="Calibri" w:hAnsi="Calibri"/>
           <w:b/>
         </w:rPr>
         <w:t>Key Projects:</w:t>
@@ -1124,73 +2401,179 @@
     </w:p>
     <w:p>
       <w:pPr>
+        <w:spacing w:before="60" w:after="20" w:line="252" w:lineRule="auto"/>
+        <w:rPr>
+          <w:color w:val="10B8A8"/>
+        </w:rPr>
+      </w:pPr>
+    </w:p>
+    <w:p>
+      <w:pPr>
         <w:pStyle w:val="ListBullet"/>
-        <w:spacing w:after="40"/>
+        <w:spacing w:after="20" w:line="259" w:lineRule="auto"/>
+        <w:rPr>
+          <w:rFonts w:ascii="Calibri" w:hAnsi="Calibri" w:cs="Calibri"/>
+          <w:sz w:val="21"/>
+          <w:szCs w:val="21"/>
+        </w:rPr>
       </w:pPr>
       <w:r>
+        <w:rPr>
+          <w:rFonts w:ascii="Calibri" w:hAnsi="Calibri" w:cs="Calibri"/>
+          <w:sz w:val="21"/>
+          <w:szCs w:val="21"/>
+        </w:rPr>
         <w:t xml:space="preserve">Daily </w:t>
       </w:r>
       <w:proofErr w:type="spellStart"/>
       <w:r>
+        <w:rPr>
+          <w:rFonts w:ascii="Calibri" w:hAnsi="Calibri" w:cs="Calibri"/>
+          <w:sz w:val="21"/>
+          <w:szCs w:val="21"/>
+        </w:rPr>
         <w:t>Thanthi</w:t>
       </w:r>
       <w:proofErr w:type="spellEnd"/>
       <w:r>
+        <w:rPr>
+          <w:rFonts w:ascii="Calibri" w:hAnsi="Calibri" w:cs="Calibri"/>
+          <w:sz w:val="21"/>
+          <w:szCs w:val="21"/>
+        </w:rPr>
         <w:t xml:space="preserve"> Media ERP — Enterprise ERP for Advertisement, Circulation, Accounts, HR, Purchase.</w:t>
       </w:r>
     </w:p>
     <w:p>
+      <w:pPr>
+        <w:pStyle w:val="ListBullet"/>
+        <w:numPr>
+          <w:ilvl w:val="0"/>
+          <w:numId w:val="0"/>
+        </w:numPr>
+        <w:spacing w:after="20" w:line="259" w:lineRule="auto"/>
+        <w:rPr>
+          <w:rFonts w:ascii="Calibri" w:hAnsi="Calibri" w:cs="Calibri"/>
+          <w:i/>
+          <w:iCs/>
+          <w:color w:val="475569"/>
+          <w:sz w:val="20"/>
+          <w:szCs w:val="20"/>
+        </w:rPr>
+      </w:pPr>
       <w:r>
         <w:rPr>
+          <w:rFonts w:ascii="Calibri" w:hAnsi="Calibri" w:cs="Calibri"/>
           <w:i/>
-          <w:color w:val="64748B"/>
-          <w:sz w:val="18"/>
+          <w:iCs/>
+          <w:color w:val="475569"/>
+          <w:sz w:val="20"/>
+          <w:szCs w:val="20"/>
         </w:rPr>
         <w:t>Skills: Oracle Database, JSP, Java, J2EE, AJAX, Struts, Hibernate, Core Java, HTML, JavaScript, JDBC, MySQL, MyEclipse, SOS, Postman</w:t>
       </w:r>
     </w:p>
     <w:p>
       <w:pPr>
-        <w:spacing w:before="240" w:after="80"/>
+        <w:pBdr>
+          <w:bottom w:val="single" w:sz="12" w:space="1" w:color="CBD5E1"/>
+        </w:pBdr>
+        <w:spacing w:before="240" w:after="80" w:line="252" w:lineRule="auto"/>
+        <w:rPr>
+          <w:sz w:val="21"/>
+          <w:szCs w:val="21"/>
+        </w:rPr>
       </w:pPr>
       <w:r>
         <w:rPr>
+          <w:rFonts w:ascii="Calibri" w:eastAsia="Calibri" w:hAnsi="Calibri"/>
           <w:b/>
           <w:color w:val="0D9488"/>
-          <w:sz w:val="22"/>
+          <w:sz w:val="21"/>
+          <w:szCs w:val="21"/>
         </w:rPr>
         <w:t>EDUCATION</w:t>
       </w:r>
     </w:p>
     <w:p>
+      <w:pPr>
+        <w:spacing w:after="40" w:line="269" w:lineRule="auto"/>
+        <w:rPr>
+          <w:sz w:val="21"/>
+          <w:szCs w:val="21"/>
+        </w:rPr>
+      </w:pPr>
       <w:r>
+        <w:rPr>
+          <w:rFonts w:ascii="Calibri" w:eastAsia="Calibri" w:hAnsi="Calibri"/>
+          <w:color w:val="0F172A"/>
+          <w:sz w:val="21"/>
+          <w:szCs w:val="21"/>
+        </w:rPr>
         <w:t xml:space="preserve">Master of Computer Applications (MCA) — University of </w:t>
       </w:r>
       <w:proofErr w:type="gramStart"/>
       <w:r>
+        <w:rPr>
+          <w:rFonts w:ascii="Calibri" w:eastAsia="Calibri" w:hAnsi="Calibri"/>
+          <w:color w:val="0F172A"/>
+          <w:sz w:val="21"/>
+          <w:szCs w:val="21"/>
+        </w:rPr>
         <w:t>Madras  |</w:t>
       </w:r>
       <w:proofErr w:type="gramEnd"/>
       <w:r>
+        <w:rPr>
+          <w:rFonts w:ascii="Calibri" w:eastAsia="Calibri" w:hAnsi="Calibri"/>
+          <w:color w:val="0F172A"/>
+          <w:sz w:val="21"/>
+          <w:szCs w:val="21"/>
+        </w:rPr>
         <w:t xml:space="preserve">  2018 – 2021</w:t>
       </w:r>
     </w:p>
     <w:p>
+      <w:pPr>
+        <w:spacing w:after="0" w:line="269" w:lineRule="auto"/>
+        <w:rPr>
+          <w:sz w:val="21"/>
+          <w:szCs w:val="21"/>
+        </w:rPr>
+      </w:pPr>
       <w:r>
+        <w:rPr>
+          <w:rFonts w:ascii="Calibri" w:eastAsia="Calibri" w:hAnsi="Calibri"/>
+          <w:color w:val="0F172A"/>
+          <w:sz w:val="21"/>
+          <w:szCs w:val="21"/>
+        </w:rPr>
         <w:t xml:space="preserve">Bachelor of Computer Applications (BCA) — St. Anne's Arts &amp; Science </w:t>
       </w:r>
       <w:proofErr w:type="gramStart"/>
       <w:r>
+        <w:rPr>
+          <w:rFonts w:ascii="Calibri" w:eastAsia="Calibri" w:hAnsi="Calibri"/>
+          <w:color w:val="0F172A"/>
+          <w:sz w:val="21"/>
+          <w:szCs w:val="21"/>
+        </w:rPr>
         <w:t>College  |</w:t>
       </w:r>
       <w:proofErr w:type="gramEnd"/>
       <w:r>
+        <w:rPr>
+          <w:rFonts w:ascii="Calibri" w:eastAsia="Calibri" w:hAnsi="Calibri"/>
+          <w:color w:val="0F172A"/>
+          <w:sz w:val="21"/>
+          <w:szCs w:val="21"/>
+        </w:rPr>
         <w:t xml:space="preserve">  2015 – 2018</w:t>
       </w:r>
     </w:p>
     <w:sectPr>
-      <w:pgSz w:w="12240" w:h="15840"/>
-      <w:pgMar w:top="720" w:right="936" w:bottom="720" w:left="936" w:header="720" w:footer="720" w:gutter="0"/>
+      <w:pgSz w:w="11909" w:h="16834"/>
+      <w:pgMar w:top="792" w:right="936" w:bottom="792" w:left="936" w:header="720" w:footer="720" w:gutter="0"/>
       <w:cols w:space="720"/>
       <w:docGrid w:linePitch="360"/>
     </w:sectPr>
@@ -1371,31 +2754,31 @@
       </w:rPr>
     </w:lvl>
   </w:abstractNum>
-  <w:num w:numId="1" w16cid:durableId="472331925">
+  <w:num w:numId="1" w16cid:durableId="1113785288">
     <w:abstractNumId w:val="8"/>
   </w:num>
-  <w:num w:numId="2" w16cid:durableId="793987445">
+  <w:num w:numId="2" w16cid:durableId="1189878927">
     <w:abstractNumId w:val="6"/>
   </w:num>
-  <w:num w:numId="3" w16cid:durableId="285897249">
+  <w:num w:numId="3" w16cid:durableId="885681673">
     <w:abstractNumId w:val="5"/>
   </w:num>
-  <w:num w:numId="4" w16cid:durableId="1924292625">
+  <w:num w:numId="4" w16cid:durableId="1660771714">
     <w:abstractNumId w:val="4"/>
   </w:num>
-  <w:num w:numId="5" w16cid:durableId="2110391257">
+  <w:num w:numId="5" w16cid:durableId="933167548">
     <w:abstractNumId w:val="7"/>
   </w:num>
-  <w:num w:numId="6" w16cid:durableId="316492444">
+  <w:num w:numId="6" w16cid:durableId="401948038">
     <w:abstractNumId w:val="3"/>
   </w:num>
-  <w:num w:numId="7" w16cid:durableId="2062095767">
+  <w:num w:numId="7" w16cid:durableId="1242373352">
     <w:abstractNumId w:val="2"/>
   </w:num>
-  <w:num w:numId="8" w16cid:durableId="1043753516">
+  <w:num w:numId="8" w16cid:durableId="560096876">
     <w:abstractNumId w:val="1"/>
   </w:num>
-  <w:num w:numId="9" w16cid:durableId="2136022326">
+  <w:num w:numId="9" w16cid:durableId="345712417">
     <w:abstractNumId w:val="0"/>
   </w:num>
 </w:numbering>
@@ -1791,10 +3174,6 @@
     <w:name w:val="Normal"/>
     <w:qFormat/>
     <w:rsid w:val="00FC693F"/>
-    <w:rPr>
-      <w:rFonts w:ascii="Calibri" w:hAnsi="Calibri"/>
-      <w:sz w:val="20"/>
-    </w:rPr>
   </w:style>
   <w:style w:type="paragraph" w:styleId="Heading1">
     <w:name w:val="heading 1"/>
@@ -1976,6 +3355,7 @@
     <w:rPr>
       <w:rFonts w:asciiTheme="majorHAnsi" w:eastAsiaTheme="majorEastAsia" w:hAnsiTheme="majorHAnsi" w:cstheme="majorBidi"/>
       <w:color w:val="4F81BD" w:themeColor="accent1"/>
+      <w:sz w:val="20"/>
       <w:szCs w:val="20"/>
     </w:rPr>
   </w:style>
@@ -2000,6 +3380,7 @@
       <w:i/>
       <w:iCs/>
       <w:color w:val="404040" w:themeColor="text1" w:themeTint="BF"/>
+      <w:sz w:val="20"/>
       <w:szCs w:val="20"/>
     </w:rPr>
   </w:style>
@@ -12782,29 +14163,6 @@
         <w:shd w:val="clear" w:color="auto" w:fill="FBCAA2" w:themeFill="accent6" w:themeFillTint="7F"/>
       </w:tcPr>
     </w:tblStylePr>
-  </w:style>
-  <w:style w:type="character" w:styleId="Hyperlink">
-    <w:name w:val="Hyperlink"/>
-    <w:basedOn w:val="DefaultParagraphFont"/>
-    <w:uiPriority w:val="99"/>
-    <w:unhideWhenUsed/>
-    <w:rsid w:val="00C664FE"/>
-    <w:rPr>
-      <w:color w:val="0000FF" w:themeColor="hyperlink"/>
-      <w:u w:val="single"/>
-    </w:rPr>
-  </w:style>
-  <w:style w:type="character" w:styleId="UnresolvedMention">
-    <w:name w:val="Unresolved Mention"/>
-    <w:basedOn w:val="DefaultParagraphFont"/>
-    <w:uiPriority w:val="99"/>
-    <w:semiHidden/>
-    <w:unhideWhenUsed/>
-    <w:rsid w:val="00C664FE"/>
-    <w:rPr>
-      <w:color w:val="605E5C"/>
-      <w:shd w:val="clear" w:color="auto" w:fill="E1DFDD"/>
-    </w:rPr>
   </w:style>
 </w:styles>
 </file>
